--- a/docs/instruments/a4_gap_analysis.docx
+++ b/docs/instruments/a4_gap_analysis.docx
@@ -3,7 +3,7 @@
 <w:document xmlns:o="urn:schemas-microsoft-com:office:office" xmlns:r="http://schemas.openxmlformats.org/officeDocument/2006/relationships" xmlns:v="urn:schemas-microsoft-com:vml" xmlns:w="http://schemas.openxmlformats.org/wordprocessingml/2006/main" xmlns:w10="urn:schemas-microsoft-com:office:word" xmlns:wp="http://schemas.openxmlformats.org/drawingml/2006/wordprocessingDrawing" xmlns:pic="http://schemas.openxmlformats.org/drawingml/2006/picture" xmlns:wps="http://schemas.microsoft.com/office/word/2010/wordprocessingShape" xmlns:wpg="http://schemas.microsoft.com/office/word/2010/wordprocessingGroup" xmlns:mc="http://schemas.openxmlformats.org/markup-compatibility/2006" xmlns:wp14="http://schemas.microsoft.com/office/word/2010/wordprocessingDrawing" xmlns:w14="http://schemas.microsoft.com/office/word/2010/wordml" xmlns:w15="http://schemas.microsoft.com/office/word/2012/wordml" mc:Ignorable="w14 wp14 w15">
   <w:body>
     <w:p>
-      <w:hyperlink r:id="rId35">
+      <w:hyperlink r:id="rId19">
         <w:r>
           <w:drawing>
             <wp:inline>
@@ -20,7 +20,7 @@
                       </pic:cNvPicPr>
                     </pic:nvPicPr>
                     <pic:blipFill>
-                      <a:blip r:embed="rId34"/>
+                      <a:blip r:embed="rId18"/>
                       <a:stretch>
                         <a:fillRect/>
                       </a:stretch>
@@ -949,19 +949,7 @@
       </w:pPr>
       <w:r>
         <w:rPr/>
-        <w:t xml:space="preserve">None of the three instruments substitutes for the others. A1 establishes what can be supported from institutional records. A2 and A3 provide respondent evidence about selected operational claims and describe the experiences and practices of the people who respond. Part 4 §4.1 of </w:t>
-      </w:r>
-      <w:hyperlink r:id="rId3">
-        <w:r>
-          <w:rPr>
-            <w:rStyle w:val="Hyperlink"/>
-          </w:rPr>
-          <w:t>the report</w:t>
-        </w:r>
-      </w:hyperlink>
-      <w:r>
-        <w:rPr/>
-        <w:t xml:space="preserve"> defines </w:t>
+        <w:t xml:space="preserve">None of the three instruments substitutes for the others. A1 establishes what can be supported from institutional records. A2 and A3 provide respondent evidence about selected operational claims and describe the experiences and practices of the people who respond. Part 4 §4.1 of the report defines </w:t>
       </w:r>
       <w:r>
         <w:rPr>
@@ -2049,19 +2037,7 @@
       </w:r>
       <w:r>
         <w:rPr/>
-        <w:t xml:space="preserve"> level requires regular operation “at a reviewable cadence” (</w:t>
-      </w:r>
-      <w:hyperlink r:id="rId4">
-        <w:r>
-          <w:rPr>
-            <w:rStyle w:val="Hyperlink"/>
-          </w:rPr>
-          <w:t>the report</w:t>
-        </w:r>
-      </w:hyperlink>
-      <w:r>
-        <w:rPr/>
-        <w:t xml:space="preserve"> §4.1). An unrecorded practice is not reviewable. It cannot be formally audited, defended to an external regulator, handed over when key personnel change roles, or applied consistently across different schools and colleges.</w:t>
+        <w:t xml:space="preserve"> level requires regular operation “at a reviewable cadence” (the report §4.1). An unrecorded practice is not reviewable. It cannot be formally audited, defended to an external regulator, handed over when key personnel change roles, or applied consistently across different schools and colleges.</w:t>
       </w:r>
       <w:bookmarkEnd w:id="11"/>
     </w:p>
@@ -2150,19 +2126,7 @@
       </w:r>
       <w:r>
         <w:rPr/>
-        <w:t xml:space="preserve"> It is not the mean, not the median, nor the mode, and not the highest level achieved on an isolated axis. Part 4 §4.1 of </w:t>
-      </w:r>
-      <w:hyperlink r:id="rId5">
-        <w:r>
-          <w:rPr>
-            <w:rStyle w:val="Hyperlink"/>
-          </w:rPr>
-          <w:t>the report</w:t>
-        </w:r>
-      </w:hyperlink>
-      <w:r>
-        <w:rPr/>
-        <w:t xml:space="preserve"> requires all four axes to be operating together to achieve the </w:t>
+        <w:t xml:space="preserve"> It is not the mean, not the median, nor the mode, and not the highest level achieved on an isolated axis. Part 4 §4.1 of the report requires all four axes to be operating together to achieve the </w:t>
       </w:r>
       <w:r>
         <w:rPr>
@@ -2304,19 +2268,7 @@
       </w:pPr>
       <w:r>
         <w:rPr/>
-        <w:t xml:space="preserve">Section 4.1 of </w:t>
-      </w:r>
-      <w:hyperlink r:id="rId6">
-        <w:r>
-          <w:rPr>
-            <w:rStyle w:val="Hyperlink"/>
-          </w:rPr>
-          <w:t>the report</w:t>
-        </w:r>
-      </w:hyperlink>
-      <w:r>
-        <w:rPr/>
-        <w:t xml:space="preserve"> describes this requirement directly: an institution cannot defensibly claim to be </w:t>
+        <w:t xml:space="preserve">Section 4.1 of the report describes this requirement directly: an institution cannot defensibly claim to be </w:t>
       </w:r>
       <w:r>
         <w:rPr>
@@ -2462,19 +2414,7 @@
       </w:r>
       <w:r>
         <w:rPr/>
-        <w:t xml:space="preserve"> As </w:t>
-      </w:r>
-      <w:hyperlink r:id="rId7">
-        <w:r>
-          <w:rPr>
-            <w:rStyle w:val="Hyperlink"/>
-          </w:rPr>
-          <w:t>the report</w:t>
-        </w:r>
-      </w:hyperlink>
-      <w:r>
-        <w:rPr/>
-        <w:t xml:space="preserve"> emphasizes, “the diagnostic value of the grid is the dimensional pattern, not a single score” (§4.3). Reducing an entire university’s readiness to a single uninformative number erases the dimensional profile and obscures the exact operational bottlenecks the assessment was designed to uncover.</w:t>
+        <w:t xml:space="preserve"> As the report emphasizes, “the diagnostic value of the grid is the dimensional pattern, not a single score” (§4.3). Reducing an entire university’s readiness to a single uninformative number erases the dimensional profile and obscures the exact operational bottlenecks the assessment was designed to uncover.</w:t>
       </w:r>
     </w:p>
     <w:p>
@@ -2635,19 +2575,7 @@
       </w:r>
       <w:r>
         <w:rPr/>
-        <w:t xml:space="preserve"> The four policy classes described in Part 1 §1.3 of </w:t>
-      </w:r>
-      <w:hyperlink r:id="rId8">
-        <w:r>
-          <w:rPr>
-            <w:rStyle w:val="Hyperlink"/>
-          </w:rPr>
-          <w:t>the report</w:t>
-        </w:r>
-      </w:hyperlink>
-      <w:r>
-        <w:rPr/>
-        <w:t xml:space="preserve"> define the </w:t>
+        <w:t xml:space="preserve"> The four policy classes described in Part 1 §1.3 of the report define the </w:t>
       </w:r>
       <w:r>
         <w:rPr>
@@ -13720,31 +13648,7 @@
       </w:pPr>
       <w:r>
         <w:rPr/>
-        <w:t xml:space="preserve">Each cell description begins with an italicized summary mapping Appendix A’s requirements for that dimension to the specific axis. In the </w:t>
-      </w:r>
-      <w:hyperlink r:id="rId9">
-        <w:r>
-          <w:rPr>
-            <w:rStyle w:val="Hyperlink"/>
-          </w:rPr>
-          <w:t>companion report</w:t>
-        </w:r>
-      </w:hyperlink>
-      <w:r>
-        <w:rPr/>
-        <w:t xml:space="preserve">, Appendix A is structured by dimension and level. The four-axis breakdown (policy, people, systems, and process) follows the analytical framework set out in </w:t>
-      </w:r>
-      <w:hyperlink r:id="rId10">
-        <w:r>
-          <w:rPr>
-            <w:rStyle w:val="Hyperlink"/>
-          </w:rPr>
-          <w:t>the report</w:t>
-        </w:r>
-      </w:hyperlink>
-      <w:r>
-        <w:rPr/>
-        <w:t xml:space="preserve"> §2.5.</w:t>
+        <w:t>Each cell description begins with an italicized summary mapping Appendix A’s requirements for that dimension to the specific axis. In the companion report, Appendix A is structured by dimension and level. The four-axis breakdown (policy, people, systems, and process) follows the analytical framework set out in the report §2.5.</w:t>
       </w:r>
       <w:bookmarkEnd w:id="26"/>
     </w:p>
@@ -14824,19 +14728,7 @@
       </w:r>
       <w:r>
         <w:rPr/>
-        <w:t xml:space="preserve"> Draft a research-task demarcation schedule as a numbered appendix to the AI-in-research policy. This schedule should clearly distinguish which tasks AI may augment under human verification, which tasks AI may not substitute for, and which tasks remain strictly human-only. Use Appendix G of </w:t>
-      </w:r>
-      <w:hyperlink r:id="rId11">
-        <w:r>
-          <w:rPr>
-            <w:rStyle w:val="Hyperlink"/>
-          </w:rPr>
-          <w:t>the report</w:t>
-        </w:r>
-      </w:hyperlink>
-      <w:r>
-        <w:rPr/>
-        <w:t xml:space="preserve"> as a starting template, and require each school or college to develop discipline-specific extensions within one semester. - </w:t>
+        <w:t xml:space="preserve"> Draft a research-task demarcation schedule as a numbered appendix to the AI-in-research policy. This schedule should clearly distinguish which tasks AI may augment under human verification, which tasks AI may not substitute for, and which tasks remain strictly human-only. Use Appendix G of the report as a starting template, and require each school or college to develop discipline-specific extensions within one semester. - </w:t>
       </w:r>
       <w:r>
         <w:rPr>
@@ -16538,31 +16430,7 @@
       </w:r>
       <w:r>
         <w:rPr/>
-        <w:t xml:space="preserve"> Draft and approve a concise interim policy stating that unpublished research data, participant information, and draft manuscripts may only be processed using enterprise-contracted AI services that have training-on-user-input explicitly disabled. Publish a register of currently approved institutional deployments. The March 2023 Samsung data leaks (where three proprietary data exposures occurred within twenty days, prompting an immediate corporate ban on consumer AI tools) provide </w:t>
-      </w:r>
-      <w:hyperlink r:id="rId12">
-        <w:r>
-          <w:rPr>
-            <w:rStyle w:val="Hyperlink"/>
-          </w:rPr>
-          <w:t>the report</w:t>
-        </w:r>
-      </w:hyperlink>
-      <w:r>
-        <w:rPr/>
-        <w:t>’s canonical demonstration that managing data security is an institutional procurement responsibility rather than an individual researcher’s task (</w:t>
-      </w:r>
-      <w:hyperlink r:id="rId13">
-        <w:r>
-          <w:rPr>
-            <w:rStyle w:val="Hyperlink"/>
-          </w:rPr>
-          <w:t>the report</w:t>
-        </w:r>
-      </w:hyperlink>
-      <w:r>
-        <w:rPr/>
-        <w:t xml:space="preserve"> §2.3). - </w:t>
+        <w:t xml:space="preserve"> Draft and approve a concise interim policy stating that unpublished research data, participant information, and draft manuscripts may only be processed using enterprise-contracted AI services that have training-on-user-input explicitly disabled. Publish a register of currently approved institutional deployments. The March 2023 Samsung data leaks (where three proprietary data exposures occurred within twenty days, prompting an immediate corporate ban on consumer AI tools) provide the report’s canonical demonstration that managing data security is an institutional procurement responsibility rather than an individual researcher’s task (the report §2.3). - </w:t>
       </w:r>
       <w:r>
         <w:rPr>
@@ -16877,19 +16745,7 @@
       </w:r>
       <w:r>
         <w:rPr/>
-        <w:t xml:space="preserve"> Engage an independent third party with no commercial ties to software vendors to audit vendor claims on a representative sample of deployed AI tools, and publish the institutional management response. For example, the 2024 Stanford RegLab study found hallucination rates between 17 and 33 percent across three retrieval-augmented legal research tools whose vendors claimed retrieval mechanisms eliminated false citations (</w:t>
-      </w:r>
-      <w:hyperlink r:id="rId14">
-        <w:r>
-          <w:rPr>
-            <w:rStyle w:val="Hyperlink"/>
-          </w:rPr>
-          <w:t>the report</w:t>
-        </w:r>
-      </w:hyperlink>
-      <w:r>
-        <w:rPr/>
-        <w:t xml:space="preserve"> §2.3). The university’s own empirical testing provides the definitive evidence. - </w:t>
+        <w:t xml:space="preserve"> Engage an independent third party with no commercial ties to software vendors to audit vendor claims on a representative sample of deployed AI tools, and publish the institutional management response. For example, the 2024 Stanford RegLab study found hallucination rates between 17 and 33 percent across three retrieval-augmented legal research tools whose vendors claimed retrieval mechanisms eliminated false citations (the report §2.3). The university’s own empirical testing provides the definitive evidence. - </w:t>
       </w:r>
       <w:r>
         <w:rPr>
@@ -17088,19 +16944,7 @@
       </w:r>
       <w:r>
         <w:rPr/>
-        <w:t xml:space="preserve"> Run standard citation and source-resolvability tests against each deployed tool on a published schedule, recording the model version, test set, empirical result, and next test date. Include retrieval-augmented tools because they may replace invented citations with subtler misattributions of real sources (</w:t>
-      </w:r>
-      <w:hyperlink r:id="rId15">
-        <w:r>
-          <w:rPr>
-            <w:rStyle w:val="Hyperlink"/>
-          </w:rPr>
-          <w:t>the report</w:t>
-        </w:r>
-      </w:hyperlink>
-      <w:r>
-        <w:rPr/>
-        <w:t xml:space="preserve"> §2.3). - </w:t>
+        <w:t xml:space="preserve"> Run standard citation and source-resolvability tests against each deployed tool on a published schedule, recording the model version, test set, empirical result, and next test date. Include retrieval-augmented tools because they may replace invented citations with subtler misattributions of real sources (the report §2.3). - </w:t>
       </w:r>
       <w:r>
         <w:rPr>
@@ -18482,19 +18326,7 @@
       </w:r>
       <w:r>
         <w:rPr/>
-        <w:t xml:space="preserve"> Publicly report the university’s complete scoring alongside sufficient methodological detail for external reviewers to replicate the assessment, and incorporate this publication into regular institutional public reporting. </w:t>
-      </w:r>
-      <w:hyperlink r:id="rId16">
-        <w:r>
-          <w:rPr>
-            <w:rStyle w:val="Hyperlink"/>
-          </w:rPr>
-          <w:t>The report</w:t>
-        </w:r>
-      </w:hyperlink>
-      <w:r>
-        <w:rPr/>
-        <w:t xml:space="preserve"> notes that no university in its international sample currently publishes its self-assessment under this framework (§4.2), making the </w:t>
+        <w:t xml:space="preserve"> Publicly report the university’s complete scoring alongside sufficient methodological detail for external reviewers to replicate the assessment, and incorporate this publication into regular institutional public reporting. The report notes that no university in its international sample currently publishes its self-assessment under this framework (§4.2), making the </w:t>
       </w:r>
       <w:r>
         <w:rPr>
@@ -19253,19 +19085,7 @@
       </w:pPr>
       <w:r>
         <w:rPr/>
-        <w:t xml:space="preserve">The typical institution evaluated in </w:t>
-      </w:r>
-      <w:hyperlink r:id="rId17">
-        <w:r>
-          <w:rPr>
-            <w:rStyle w:val="Hyperlink"/>
-          </w:rPr>
-          <w:t>the report</w:t>
-        </w:r>
-      </w:hyperlink>
-      <w:r>
-        <w:rPr/>
-        <w:t>’s baseline sample publishes a broad AI policy touching on research integrity and reproducibility, but lacks any codified competency expectations, has no examiner-side rules, and conducts no regular benchmarking. On the maturity grid, that typical profile appears as follows:</w:t>
+        <w:t>The typical institution evaluated in the report’s baseline sample publishes a broad AI policy touching on research integrity and reproducibility, but lacks any codified competency expectations, has no examiner-side rules, and conducts no regular benchmarking. On the maturity grid, that typical profile appears as follows:</w:t>
       </w:r>
     </w:p>
     <w:tbl>
@@ -25298,7 +25118,7 @@
         <w:keepLines/>
         <w:rPr/>
       </w:pPr>
-      <w:hyperlink r:id="rId18">
+      <w:hyperlink r:id="rId3">
         <w:r>
           <w:rPr>
             <w:rStyle w:val="Hyperlink"/>
@@ -25321,7 +25141,7 @@
                       </pic:cNvPicPr>
                     </pic:nvPicPr>
                     <pic:blipFill>
-                      <a:blip r:embed="rId19"/>
+                      <a:blip r:embed="rId4"/>
                       <a:stretch>
                         <a:fillRect/>
                       </a:stretch>
@@ -25362,7 +25182,7 @@
         <w:rPr/>
         <w:t xml:space="preserve"> · Professor and Director, Instats · </w:t>
       </w:r>
-      <w:hyperlink r:id="rId20">
+      <w:hyperlink r:id="rId5">
         <w:r>
           <w:rPr>
             <w:rStyle w:val="Hyperlink"/>
@@ -25374,7 +25194,7 @@
         <w:rPr/>
         <w:t xml:space="preserve"> · </w:t>
       </w:r>
-      <w:hyperlink r:id="rId21">
+      <w:hyperlink r:id="rId6">
         <w:r>
           <w:rPr>
             <w:rStyle w:val="Hyperlink"/>
@@ -25401,7 +25221,7 @@
         </w:rPr>
         <w:t xml:space="preserve">Part of the Instats AI Readiness Pack · </w:t>
       </w:r>
-      <w:hyperlink r:id="rId22">
+      <w:hyperlink r:id="rId7">
         <w:r>
           <w:rPr>
             <w:rStyle w:val="Hyperlink"/>
@@ -25420,19 +25240,7 @@
       </w:r>
       <w:r>
         <w:rPr/>
-        <w:t xml:space="preserve"> </w:t>
-      </w:r>
-      <w:hyperlink r:id="rId23">
-        <w:r>
-          <w:rPr>
-            <w:rStyle w:val="Hyperlink"/>
-          </w:rPr>
-          <w:t>Responsible AI in Academic Research: A Competency Framework for Research Training</w:t>
-        </w:r>
-      </w:hyperlink>
-      <w:r>
-        <w:rPr/>
-        <w:t xml:space="preserve"> </w:t>
+        <w:t xml:space="preserve"> Responsible AI in Academic Research: A Competency Framework for Research Training </w:t>
       </w:r>
       <w:r>
         <w:rPr>
@@ -25445,12 +25253,12 @@
       <w:bookmarkEnd w:id="59"/>
     </w:p>
     <w:sectPr>
-      <w:headerReference w:type="even" r:id="rId24"/>
-      <w:headerReference w:type="default" r:id="rId25"/>
-      <w:headerReference w:type="first" r:id="rId26"/>
-      <w:footerReference w:type="even" r:id="rId27"/>
-      <w:footerReference w:type="default" r:id="rId28"/>
-      <w:footerReference w:type="first" r:id="rId29"/>
+      <w:headerReference w:type="even" r:id="rId8"/>
+      <w:headerReference w:type="default" r:id="rId9"/>
+      <w:headerReference w:type="first" r:id="rId10"/>
+      <w:footerReference w:type="even" r:id="rId11"/>
+      <w:footerReference w:type="default" r:id="rId12"/>
+      <w:footerReference w:type="first" r:id="rId13"/>
       <w:type w:val="nextPage"/>
       <w:pgSz w:w="11906" w:h="16838"/>
       <w:pgMar w:left="1417" w:right="1417" w:gutter="0" w:header="720" w:top="1361" w:footer="720" w:bottom="1361"/>
@@ -25512,7 +25320,7 @@
         <w:i/>
         <w:iCs/>
       </w:rPr>
-      <w:t>43</w:t>
+      <w:t>44</w:t>
     </w:r>
     <w:r>
       <w:rPr>
@@ -28139,10 +27947,12 @@
     <w:unhideWhenUsed/>
     <w:rsid w:val="00aa1d8d"/>
     <w:pPr>
-      <w:spacing w:before="0" w:after="120"/>
+      <w:spacing w:lineRule="auto" w:line="348" w:before="0" w:after="160"/>
     </w:pPr>
     <w:rPr>
       <w:rFonts w:ascii="Georgia" w:hAnsi="Georgia" w:eastAsia="Georgia" w:cs="Georgia"/>
+      <w:color w:val="212529"/>
+      <w:sz w:val="24"/>
     </w:rPr>
   </w:style>
   <w:style w:type="paragraph" w:styleId="List">

--- a/docs/instruments/a4_gap_analysis.docx
+++ b/docs/instruments/a4_gap_analysis.docx
@@ -1,49 +1,49 @@
 
 <file path=word/document.xml><?xml version="1.0" encoding="utf-8"?>
-<w:document xmlns:o="urn:schemas-microsoft-com:office:office" xmlns:r="http://schemas.openxmlformats.org/officeDocument/2006/relationships" xmlns:v="urn:schemas-microsoft-com:vml" xmlns:w="http://schemas.openxmlformats.org/wordprocessingml/2006/main" xmlns:w10="urn:schemas-microsoft-com:office:word" xmlns:wp="http://schemas.openxmlformats.org/drawingml/2006/wordprocessingDrawing" xmlns:pic="http://schemas.openxmlformats.org/drawingml/2006/picture" xmlns:wps="http://schemas.microsoft.com/office/word/2010/wordprocessingShape" xmlns:wpg="http://schemas.microsoft.com/office/word/2010/wordprocessingGroup" xmlns:mc="http://schemas.openxmlformats.org/markup-compatibility/2006" xmlns:wp14="http://schemas.microsoft.com/office/word/2010/wordprocessingDrawing" xmlns:w14="http://schemas.microsoft.com/office/word/2010/wordml" xmlns:w15="http://schemas.microsoft.com/office/word/2012/wordml" mc:Ignorable="w14 wp14 w15">
+<w:document xmlns:ns1="http://schemas.openxmlformats.org/markup-compatibility/2006" xmlns:ns10="urn:schemas-microsoft-com:office:word" xmlns:ns3="http://schemas.openxmlformats.org/drawingml/2006/wordprocessingDrawing" xmlns:ns4="http://schemas.openxmlformats.org/drawingml/2006/main" xmlns:ns5="http://schemas.openxmlformats.org/drawingml/2006/picture" xmlns:ns6="http://schemas.microsoft.com/office/word/2010/wordprocessingShape" xmlns:ns7="http://schemas.microsoft.com/office/word/2010/wordprocessingDrawing" xmlns:ns8="urn:schemas-microsoft-com:vml" xmlns:ns9="urn:schemas-microsoft-com:office:office" xmlns:r="http://schemas.openxmlformats.org/officeDocument/2006/relationships" xmlns:w="http://schemas.openxmlformats.org/wordprocessingml/2006/main" ns1:Ignorable="w14 wp14 w15">
   <w:body>
     <w:p>
       <w:hyperlink r:id="rId19">
         <w:r>
           <w:drawing>
-            <wp:inline>
-              <wp:extent cx="1325880" cy="341661"/>
-              <wp:effectExtent b="0" l="0" r="0" t="0"/>
-              <wp:docPr descr="Instats" title="" id="22" name="Picture"/>
-              <a:graphic xmlns:a="http://schemas.openxmlformats.org/drawingml/2006/main">
-                <a:graphicData uri="http://schemas.openxmlformats.org/drawingml/2006/picture">
-                  <pic:pic>
-                    <pic:nvPicPr>
-                      <pic:cNvPr descr="instats_logo.png" id="23" name="Picture"/>
-                      <pic:cNvPicPr>
-                        <a:picLocks noChangeArrowheads="1" noChangeAspect="1"/>
-                      </pic:cNvPicPr>
-                    </pic:nvPicPr>
-                    <pic:blipFill>
-                      <a:blip r:embed="rId18"/>
-                      <a:stretch>
-                        <a:fillRect/>
-                      </a:stretch>
-                    </pic:blipFill>
-                    <pic:spPr bwMode="auto">
-                      <a:xfrm>
-                        <a:off x="0" y="0"/>
-                        <a:ext cx="1325880" cy="341661"/>
-                      </a:xfrm>
-                      <a:prstGeom prst="rect">
-                        <a:avLst/>
-                      </a:prstGeom>
-                      <a:noFill/>
-                      <a:ln w="9525">
-                        <a:noFill/>
-                        <a:headEnd/>
-                        <a:tailEnd/>
-                      </a:ln>
-                    </pic:spPr>
-                  </pic:pic>
-                </a:graphicData>
-              </a:graphic>
-            </wp:inline>
+            <ns3:inline>
+              <ns3:extent cx="1325880" cy="341661"/>
+              <ns3:effectExtent b="0" l="0" r="0" t="0"/>
+              <ns3:docPr descr="Instats" title="" id="22" name="Picture"/>
+              <ns4:graphic>
+                <ns4:graphicData uri="http://schemas.openxmlformats.org/drawingml/2006/picture">
+                  <ns5:pic>
+                    <ns5:nvPicPr>
+                      <ns5:cNvPr descr="instats_logo.png" id="23" name="Picture"/>
+                      <ns5:cNvPicPr>
+                        <ns4:picLocks noChangeArrowheads="1" noChangeAspect="1"/>
+                      </ns5:cNvPicPr>
+                    </ns5:nvPicPr>
+                    <ns5:blipFill>
+                      <ns4:blip r:embed="rId18"/>
+                      <ns4:stretch>
+                        <ns4:fillRect/>
+                      </ns4:stretch>
+                    </ns5:blipFill>
+                    <ns5:spPr bwMode="auto">
+                      <ns4:xfrm>
+                        <ns4:off x="0" y="0"/>
+                        <ns4:ext cx="1325880" cy="341661"/>
+                      </ns4:xfrm>
+                      <ns4:prstGeom prst="rect">
+                        <ns4:avLst/>
+                      </ns4:prstGeom>
+                      <ns4:noFill/>
+                      <ns4:ln w="9525">
+                        <ns4:noFill/>
+                        <ns4:headEnd/>
+                        <ns4:tailEnd/>
+                      </ns4:ln>
+                    </ns5:spPr>
+                  </ns5:pic>
+                </ns4:graphicData>
+              </ns4:graphic>
+            </ns3:inline>
           </w:drawing>
         </w:r>
       </w:hyperlink>
@@ -79,60 +79,80 @@
       </w:pPr>
       <w:r>
         <w:rPr/>
-        <mc:AlternateContent>
-          <mc:Choice Requires="wps">
+        <ns1:AlternateContent>
+          <ns1:Choice Requires="wps">
             <w:drawing>
-              <wp:inline distT="0" distB="0" distL="0" distR="0">
-                <wp:extent cx="5760720" cy="19050"/>
-                <wp:effectExtent l="0" t="0" r="0" b="0"/>
-                <wp:docPr id="1" name="Shape1"/>
-                <a:graphic xmlns:a="http://schemas.openxmlformats.org/drawingml/2006/main">
-                  <a:graphicData uri="http://schemas.microsoft.com/office/word/2010/wordprocessingShape">
-                    <wps:wsp>
-                      <wps:cNvSpPr/>
-                      <wps:spPr>
-                        <a:xfrm>
-                          <a:off x="0" y="0"/>
-                          <a:ext cx="5760720" cy="19080"/>
-                        </a:xfrm>
-                        <a:prstGeom prst="rect">
-                          <a:avLst/>
-                        </a:prstGeom>
-                        <a:solidFill>
-                          <a:srgbClr val="FFFFFF"/>
-                        </a:solidFill>
-                        <a:ln w="0">
-                          <a:solidFill>
-                            <a:srgbClr val="000000"/>
-                          </a:solidFill>
-                        </a:ln>
-                      </wps:spPr>
-                      <wps:style>
-                        <a:lnRef idx="0"/>
-                        <a:fillRef idx="0"/>
-                        <a:effectRef idx="0"/>
-                        <a:fontRef idx="minor"/>
-                      </wps:style>
-                      <wps:bodyPr/>
-                    </wps:wsp>
-                  </a:graphicData>
-                </a:graphic>
-                <wp14:sizeRelH relativeFrom="page">
-                  <wp14:pctWidth>100000</wp14:pctWidth>
-                </wp14:sizeRelH>
-              </wp:inline>
+              <ns3:inline distT="0" distB="0" distL="0" distR="0">
+                <ns3:extent cx="5760720" cy="19050"/>
+                <ns3:effectExtent l="0" t="0" r="0" b="0"/>
+                <ns3:docPr id="1" name="Shape1"/>
+                <ns4:graphic>
+                  <ns4:graphicData uri="http://schemas.microsoft.com/office/word/2010/wordprocessingShape">
+                    <ns6:wsp>
+                      <ns6:cNvSpPr/>
+                      <ns6:spPr>
+                        <ns4:xfrm>
+                          <ns4:off x="0" y="0"/>
+                          <ns4:ext cx="5760720" cy="19080"/>
+                        </ns4:xfrm>
+                        <ns4:prstGeom prst="rect">
+                          <ns4:avLst/>
+                        </ns4:prstGeom>
+                        <ns4:solidFill>
+                          <ns4:srgbClr val="FFFFFF"/>
+                        </ns4:solidFill>
+                        <ns4:ln w="0">
+                          <ns4:solidFill>
+                            <ns4:srgbClr val="000000"/>
+                          </ns4:solidFill>
+                        </ns4:ln>
+                      </ns6:spPr>
+                      <ns6:style>
+                        <ns4:lnRef idx="0"/>
+                        <ns4:fillRef idx="0"/>
+                        <ns4:effectRef idx="0"/>
+                        <ns4:fontRef idx="minor"/>
+                      </ns6:style>
+                      <ns6:bodyPr/>
+                    </ns6:wsp>
+                  </ns4:graphicData>
+                </ns4:graphic>
+                <ns7:sizeRelH relativeFrom="page">
+                  <ns7:pctWidth>100000</ns7:pctWidth>
+                </ns7:sizeRelH>
+              </ns3:inline>
             </w:drawing>
-          </mc:Choice>
-          <mc:Fallback>
+          </ns1:Choice>
+          <ns1:Fallback>
             <w:pict>
-              <v:rect id="shape_0" fillcolor="white" stroked="t" o:allowincell="f" style="position:absolute;margin-left:0pt;margin-top:-1.55pt;width:453.55pt;height:1.45pt;mso-wrap-style:none;v-text-anchor:middle;mso-position-vertical:top">
-                <v:fill o:detectmouseclick="t" type="solid" color2="black"/>
-                <v:stroke color="black" joinstyle="round" endcap="flat"/>
-                <w10:wrap type="square"/>
-              </v:rect>
+              <ns8:rect id="shape_0" fillcolor="white" stroked="t" ns9:allowincell="f" style="position:absolute;margin-left:0pt;margin-top:-1.55pt;width:453.55pt;height:1.45pt;mso-wrap-style:none;v-text-anchor:middle;mso-position-vertical:top">
+                <ns8:fill ns9:detectmouseclick="t" type="solid" color2="black"/>
+                <ns8:stroke color="black" joinstyle="round" endcap="flat"/>
+                <ns10:wrap type="square"/>
+              </ns8:rect>
             </w:pict>
-          </mc:Fallback>
-        </mc:AlternateContent>
+          </ns1:Fallback>
+        </ns1:AlternateContent>
+      </w:r>
+    </w:p>
+    <w:p>
+      <w:pPr>
+        <w:pStyle w:val="BodyText"/>
+      </w:pPr>
+      <w:hyperlink r:id="rId25">
+        <w:r>
+          <w:rPr>
+            <w:rStyle w:val="Hyperlink"/>
+            <w:i w:val="0"/>
+          </w:rPr>
+          <w:t xml:space="preserve">Browse the full online instrument catalogue</w:t>
+        </w:r>
+      </w:hyperlink>
+      <w:r>
+        <w:rPr>
+          <w:i w:val="0"/>
+        </w:rPr>
+        <w:t xml:space="preserve"> to read or download every resource in HTML, Word, PDF, and spreadsheet formats.</w:t>
       </w:r>
     </w:p>
     <w:p>
@@ -556,60 +576,60 @@
       </w:pPr>
       <w:r>
         <w:rPr/>
-        <mc:AlternateContent>
-          <mc:Choice Requires="wps">
+        <ns1:AlternateContent>
+          <ns1:Choice Requires="wps">
             <w:drawing>
-              <wp:inline distT="0" distB="0" distL="0" distR="0">
-                <wp:extent cx="5760720" cy="19050"/>
-                <wp:effectExtent l="0" t="0" r="0" b="0"/>
-                <wp:docPr id="2" name="Shape2"/>
-                <a:graphic xmlns:a="http://schemas.openxmlformats.org/drawingml/2006/main">
-                  <a:graphicData uri="http://schemas.microsoft.com/office/word/2010/wordprocessingShape">
-                    <wps:wsp>
-                      <wps:cNvSpPr/>
-                      <wps:spPr>
-                        <a:xfrm>
-                          <a:off x="0" y="0"/>
-                          <a:ext cx="5760720" cy="19080"/>
-                        </a:xfrm>
-                        <a:prstGeom prst="rect">
-                          <a:avLst/>
-                        </a:prstGeom>
-                        <a:solidFill>
-                          <a:srgbClr val="FFFFFF"/>
-                        </a:solidFill>
-                        <a:ln w="0">
-                          <a:solidFill>
-                            <a:srgbClr val="000000"/>
-                          </a:solidFill>
-                        </a:ln>
-                      </wps:spPr>
-                      <wps:style>
-                        <a:lnRef idx="0"/>
-                        <a:fillRef idx="0"/>
-                        <a:effectRef idx="0"/>
-                        <a:fontRef idx="minor"/>
-                      </wps:style>
-                      <wps:bodyPr/>
-                    </wps:wsp>
-                  </a:graphicData>
-                </a:graphic>
-                <wp14:sizeRelH relativeFrom="page">
-                  <wp14:pctWidth>100000</wp14:pctWidth>
-                </wp14:sizeRelH>
-              </wp:inline>
+              <ns3:inline distT="0" distB="0" distL="0" distR="0">
+                <ns3:extent cx="5760720" cy="19050"/>
+                <ns3:effectExtent l="0" t="0" r="0" b="0"/>
+                <ns3:docPr id="2" name="Shape2"/>
+                <ns4:graphic>
+                  <ns4:graphicData uri="http://schemas.microsoft.com/office/word/2010/wordprocessingShape">
+                    <ns6:wsp>
+                      <ns6:cNvSpPr/>
+                      <ns6:spPr>
+                        <ns4:xfrm>
+                          <ns4:off x="0" y="0"/>
+                          <ns4:ext cx="5760720" cy="19080"/>
+                        </ns4:xfrm>
+                        <ns4:prstGeom prst="rect">
+                          <ns4:avLst/>
+                        </ns4:prstGeom>
+                        <ns4:solidFill>
+                          <ns4:srgbClr val="FFFFFF"/>
+                        </ns4:solidFill>
+                        <ns4:ln w="0">
+                          <ns4:solidFill>
+                            <ns4:srgbClr val="000000"/>
+                          </ns4:solidFill>
+                        </ns4:ln>
+                      </ns6:spPr>
+                      <ns6:style>
+                        <ns4:lnRef idx="0"/>
+                        <ns4:fillRef idx="0"/>
+                        <ns4:effectRef idx="0"/>
+                        <ns4:fontRef idx="minor"/>
+                      </ns6:style>
+                      <ns6:bodyPr/>
+                    </ns6:wsp>
+                  </ns4:graphicData>
+                </ns4:graphic>
+                <ns7:sizeRelH relativeFrom="page">
+                  <ns7:pctWidth>100000</ns7:pctWidth>
+                </ns7:sizeRelH>
+              </ns3:inline>
             </w:drawing>
-          </mc:Choice>
-          <mc:Fallback>
+          </ns1:Choice>
+          <ns1:Fallback>
             <w:pict>
-              <v:rect id="shape_0" fillcolor="white" stroked="t" o:allowincell="f" style="position:absolute;margin-left:0pt;margin-top:-1.55pt;width:453.55pt;height:1.45pt;mso-wrap-style:none;v-text-anchor:middle;mso-position-vertical:top">
-                <v:fill o:detectmouseclick="t" type="solid" color2="black"/>
-                <v:stroke color="black" joinstyle="round" endcap="flat"/>
-                <w10:wrap type="square"/>
-              </v:rect>
+              <ns8:rect id="shape_0" fillcolor="white" stroked="t" ns9:allowincell="f" style="position:absolute;margin-left:0pt;margin-top:-1.55pt;width:453.55pt;height:1.45pt;mso-wrap-style:none;v-text-anchor:middle;mso-position-vertical:top">
+                <ns8:fill ns9:detectmouseclick="t" type="solid" color2="black"/>
+                <ns8:stroke color="black" joinstyle="round" endcap="flat"/>
+                <ns10:wrap type="square"/>
+              </ns8:rect>
             </w:pict>
-          </mc:Fallback>
-        </mc:AlternateContent>
+          </ns1:Fallback>
+        </ns1:AlternateContent>
       </w:r>
       <w:bookmarkEnd w:id="1"/>
     </w:p>
@@ -811,60 +831,60 @@
       </w:pPr>
       <w:r>
         <w:rPr/>
-        <mc:AlternateContent>
-          <mc:Choice Requires="wps">
+        <ns1:AlternateContent>
+          <ns1:Choice Requires="wps">
             <w:drawing>
-              <wp:inline distT="0" distB="0" distL="0" distR="0">
-                <wp:extent cx="5760720" cy="19050"/>
-                <wp:effectExtent l="0" t="0" r="0" b="0"/>
-                <wp:docPr id="3" name="Shape3"/>
-                <a:graphic xmlns:a="http://schemas.openxmlformats.org/drawingml/2006/main">
-                  <a:graphicData uri="http://schemas.microsoft.com/office/word/2010/wordprocessingShape">
-                    <wps:wsp>
-                      <wps:cNvSpPr/>
-                      <wps:spPr>
-                        <a:xfrm>
-                          <a:off x="0" y="0"/>
-                          <a:ext cx="5760720" cy="19080"/>
-                        </a:xfrm>
-                        <a:prstGeom prst="rect">
-                          <a:avLst/>
-                        </a:prstGeom>
-                        <a:solidFill>
-                          <a:srgbClr val="FFFFFF"/>
-                        </a:solidFill>
-                        <a:ln w="0">
-                          <a:solidFill>
-                            <a:srgbClr val="000000"/>
-                          </a:solidFill>
-                        </a:ln>
-                      </wps:spPr>
-                      <wps:style>
-                        <a:lnRef idx="0"/>
-                        <a:fillRef idx="0"/>
-                        <a:effectRef idx="0"/>
-                        <a:fontRef idx="minor"/>
-                      </wps:style>
-                      <wps:bodyPr/>
-                    </wps:wsp>
-                  </a:graphicData>
-                </a:graphic>
-                <wp14:sizeRelH relativeFrom="page">
-                  <wp14:pctWidth>100000</wp14:pctWidth>
-                </wp14:sizeRelH>
-              </wp:inline>
+              <ns3:inline distT="0" distB="0" distL="0" distR="0">
+                <ns3:extent cx="5760720" cy="19050"/>
+                <ns3:effectExtent l="0" t="0" r="0" b="0"/>
+                <ns3:docPr id="3" name="Shape3"/>
+                <ns4:graphic>
+                  <ns4:graphicData uri="http://schemas.microsoft.com/office/word/2010/wordprocessingShape">
+                    <ns6:wsp>
+                      <ns6:cNvSpPr/>
+                      <ns6:spPr>
+                        <ns4:xfrm>
+                          <ns4:off x="0" y="0"/>
+                          <ns4:ext cx="5760720" cy="19080"/>
+                        </ns4:xfrm>
+                        <ns4:prstGeom prst="rect">
+                          <ns4:avLst/>
+                        </ns4:prstGeom>
+                        <ns4:solidFill>
+                          <ns4:srgbClr val="FFFFFF"/>
+                        </ns4:solidFill>
+                        <ns4:ln w="0">
+                          <ns4:solidFill>
+                            <ns4:srgbClr val="000000"/>
+                          </ns4:solidFill>
+                        </ns4:ln>
+                      </ns6:spPr>
+                      <ns6:style>
+                        <ns4:lnRef idx="0"/>
+                        <ns4:fillRef idx="0"/>
+                        <ns4:effectRef idx="0"/>
+                        <ns4:fontRef idx="minor"/>
+                      </ns6:style>
+                      <ns6:bodyPr/>
+                    </ns6:wsp>
+                  </ns4:graphicData>
+                </ns4:graphic>
+                <ns7:sizeRelH relativeFrom="page">
+                  <ns7:pctWidth>100000</ns7:pctWidth>
+                </ns7:sizeRelH>
+              </ns3:inline>
             </w:drawing>
-          </mc:Choice>
-          <mc:Fallback>
+          </ns1:Choice>
+          <ns1:Fallback>
             <w:pict>
-              <v:rect id="shape_0" fillcolor="white" stroked="t" o:allowincell="f" style="position:absolute;margin-left:0pt;margin-top:-1.55pt;width:453.55pt;height:1.45pt;mso-wrap-style:none;v-text-anchor:middle;mso-position-vertical:top">
-                <v:fill o:detectmouseclick="t" type="solid" color2="black"/>
-                <v:stroke color="black" joinstyle="round" endcap="flat"/>
-                <w10:wrap type="square"/>
-              </v:rect>
+              <ns8:rect id="shape_0" fillcolor="white" stroked="t" ns9:allowincell="f" style="position:absolute;margin-left:0pt;margin-top:-1.55pt;width:453.55pt;height:1.45pt;mso-wrap-style:none;v-text-anchor:middle;mso-position-vertical:top">
+                <ns8:fill ns9:detectmouseclick="t" type="solid" color2="black"/>
+                <ns8:stroke color="black" joinstyle="round" endcap="flat"/>
+                <ns10:wrap type="square"/>
+              </ns8:rect>
             </w:pict>
-          </mc:Fallback>
-        </mc:AlternateContent>
+          </ns1:Fallback>
+        </ns1:AlternateContent>
       </w:r>
       <w:bookmarkEnd w:id="0"/>
       <w:bookmarkEnd w:id="2"/>
@@ -13279,60 +13299,60 @@
       </w:pPr>
       <w:r>
         <w:rPr/>
-        <mc:AlternateContent>
-          <mc:Choice Requires="wps">
+        <ns1:AlternateContent>
+          <ns1:Choice Requires="wps">
             <w:drawing>
-              <wp:inline distT="0" distB="0" distL="0" distR="0">
-                <wp:extent cx="5760720" cy="19050"/>
-                <wp:effectExtent l="0" t="0" r="0" b="0"/>
-                <wp:docPr id="4" name="Shape4"/>
-                <a:graphic xmlns:a="http://schemas.openxmlformats.org/drawingml/2006/main">
-                  <a:graphicData uri="http://schemas.microsoft.com/office/word/2010/wordprocessingShape">
-                    <wps:wsp>
-                      <wps:cNvSpPr/>
-                      <wps:spPr>
-                        <a:xfrm>
-                          <a:off x="0" y="0"/>
-                          <a:ext cx="5760720" cy="19080"/>
-                        </a:xfrm>
-                        <a:prstGeom prst="rect">
-                          <a:avLst/>
-                        </a:prstGeom>
-                        <a:solidFill>
-                          <a:srgbClr val="FFFFFF"/>
-                        </a:solidFill>
-                        <a:ln w="0">
-                          <a:solidFill>
-                            <a:srgbClr val="000000"/>
-                          </a:solidFill>
-                        </a:ln>
-                      </wps:spPr>
-                      <wps:style>
-                        <a:lnRef idx="0"/>
-                        <a:fillRef idx="0"/>
-                        <a:effectRef idx="0"/>
-                        <a:fontRef idx="minor"/>
-                      </wps:style>
-                      <wps:bodyPr/>
-                    </wps:wsp>
-                  </a:graphicData>
-                </a:graphic>
-                <wp14:sizeRelH relativeFrom="page">
-                  <wp14:pctWidth>100000</wp14:pctWidth>
-                </wp14:sizeRelH>
-              </wp:inline>
+              <ns3:inline distT="0" distB="0" distL="0" distR="0">
+                <ns3:extent cx="5760720" cy="19050"/>
+                <ns3:effectExtent l="0" t="0" r="0" b="0"/>
+                <ns3:docPr id="4" name="Shape4"/>
+                <ns4:graphic>
+                  <ns4:graphicData uri="http://schemas.microsoft.com/office/word/2010/wordprocessingShape">
+                    <ns6:wsp>
+                      <ns6:cNvSpPr/>
+                      <ns6:spPr>
+                        <ns4:xfrm>
+                          <ns4:off x="0" y="0"/>
+                          <ns4:ext cx="5760720" cy="19080"/>
+                        </ns4:xfrm>
+                        <ns4:prstGeom prst="rect">
+                          <ns4:avLst/>
+                        </ns4:prstGeom>
+                        <ns4:solidFill>
+                          <ns4:srgbClr val="FFFFFF"/>
+                        </ns4:solidFill>
+                        <ns4:ln w="0">
+                          <ns4:solidFill>
+                            <ns4:srgbClr val="000000"/>
+                          </ns4:solidFill>
+                        </ns4:ln>
+                      </ns6:spPr>
+                      <ns6:style>
+                        <ns4:lnRef idx="0"/>
+                        <ns4:fillRef idx="0"/>
+                        <ns4:effectRef idx="0"/>
+                        <ns4:fontRef idx="minor"/>
+                      </ns6:style>
+                      <ns6:bodyPr/>
+                    </ns6:wsp>
+                  </ns4:graphicData>
+                </ns4:graphic>
+                <ns7:sizeRelH relativeFrom="page">
+                  <ns7:pctWidth>100000</ns7:pctWidth>
+                </ns7:sizeRelH>
+              </ns3:inline>
             </w:drawing>
-          </mc:Choice>
-          <mc:Fallback>
+          </ns1:Choice>
+          <ns1:Fallback>
             <w:pict>
-              <v:rect id="shape_0" fillcolor="white" stroked="t" o:allowincell="f" style="position:absolute;margin-left:0pt;margin-top:-1.55pt;width:453.55pt;height:1.45pt;mso-wrap-style:none;v-text-anchor:middle;mso-position-vertical:top">
-                <v:fill o:detectmouseclick="t" type="solid" color2="black"/>
-                <v:stroke color="black" joinstyle="round" endcap="flat"/>
-                <w10:wrap type="square"/>
-              </v:rect>
+              <ns8:rect id="shape_0" fillcolor="white" stroked="t" ns9:allowincell="f" style="position:absolute;margin-left:0pt;margin-top:-1.55pt;width:453.55pt;height:1.45pt;mso-wrap-style:none;v-text-anchor:middle;mso-position-vertical:top">
+                <ns8:fill ns9:detectmouseclick="t" type="solid" color2="black"/>
+                <ns8:stroke color="black" joinstyle="round" endcap="flat"/>
+                <ns10:wrap type="square"/>
+              </ns8:rect>
             </w:pict>
-          </mc:Fallback>
-        </mc:AlternateContent>
+          </ns1:Fallback>
+        </ns1:AlternateContent>
       </w:r>
       <w:bookmarkEnd w:id="3"/>
       <w:bookmarkEnd w:id="24"/>
@@ -14556,60 +14576,60 @@
       </w:pPr>
       <w:r>
         <w:rPr/>
-        <mc:AlternateContent>
-          <mc:Choice Requires="wps">
+        <ns1:AlternateContent>
+          <ns1:Choice Requires="wps">
             <w:drawing>
-              <wp:inline distT="0" distB="0" distL="0" distR="0">
-                <wp:extent cx="5760720" cy="19050"/>
-                <wp:effectExtent l="0" t="0" r="0" b="0"/>
-                <wp:docPr id="5" name="Shape5"/>
-                <a:graphic xmlns:a="http://schemas.openxmlformats.org/drawingml/2006/main">
-                  <a:graphicData uri="http://schemas.microsoft.com/office/word/2010/wordprocessingShape">
-                    <wps:wsp>
-                      <wps:cNvSpPr/>
-                      <wps:spPr>
-                        <a:xfrm>
-                          <a:off x="0" y="0"/>
-                          <a:ext cx="5760720" cy="19080"/>
-                        </a:xfrm>
-                        <a:prstGeom prst="rect">
-                          <a:avLst/>
-                        </a:prstGeom>
-                        <a:solidFill>
-                          <a:srgbClr val="FFFFFF"/>
-                        </a:solidFill>
-                        <a:ln w="0">
-                          <a:solidFill>
-                            <a:srgbClr val="000000"/>
-                          </a:solidFill>
-                        </a:ln>
-                      </wps:spPr>
-                      <wps:style>
-                        <a:lnRef idx="0"/>
-                        <a:fillRef idx="0"/>
-                        <a:effectRef idx="0"/>
-                        <a:fontRef idx="minor"/>
-                      </wps:style>
-                      <wps:bodyPr/>
-                    </wps:wsp>
-                  </a:graphicData>
-                </a:graphic>
-                <wp14:sizeRelH relativeFrom="page">
-                  <wp14:pctWidth>100000</wp14:pctWidth>
-                </wp14:sizeRelH>
-              </wp:inline>
+              <ns3:inline distT="0" distB="0" distL="0" distR="0">
+                <ns3:extent cx="5760720" cy="19050"/>
+                <ns3:effectExtent l="0" t="0" r="0" b="0"/>
+                <ns3:docPr id="5" name="Shape5"/>
+                <ns4:graphic>
+                  <ns4:graphicData uri="http://schemas.microsoft.com/office/word/2010/wordprocessingShape">
+                    <ns6:wsp>
+                      <ns6:cNvSpPr/>
+                      <ns6:spPr>
+                        <ns4:xfrm>
+                          <ns4:off x="0" y="0"/>
+                          <ns4:ext cx="5760720" cy="19080"/>
+                        </ns4:xfrm>
+                        <ns4:prstGeom prst="rect">
+                          <ns4:avLst/>
+                        </ns4:prstGeom>
+                        <ns4:solidFill>
+                          <ns4:srgbClr val="FFFFFF"/>
+                        </ns4:solidFill>
+                        <ns4:ln w="0">
+                          <ns4:solidFill>
+                            <ns4:srgbClr val="000000"/>
+                          </ns4:solidFill>
+                        </ns4:ln>
+                      </ns6:spPr>
+                      <ns6:style>
+                        <ns4:lnRef idx="0"/>
+                        <ns4:fillRef idx="0"/>
+                        <ns4:effectRef idx="0"/>
+                        <ns4:fontRef idx="minor"/>
+                      </ns6:style>
+                      <ns6:bodyPr/>
+                    </ns6:wsp>
+                  </ns4:graphicData>
+                </ns4:graphic>
+                <ns7:sizeRelH relativeFrom="page">
+                  <ns7:pctWidth>100000</ns7:pctWidth>
+                </ns7:sizeRelH>
+              </ns3:inline>
             </w:drawing>
-          </mc:Choice>
-          <mc:Fallback>
+          </ns1:Choice>
+          <ns1:Fallback>
             <w:pict>
-              <v:rect id="shape_0" fillcolor="white" stroked="t" o:allowincell="f" style="position:absolute;margin-left:0pt;margin-top:-1.55pt;width:453.55pt;height:1.45pt;mso-wrap-style:none;v-text-anchor:middle;mso-position-vertical:top">
-                <v:fill o:detectmouseclick="t" type="solid" color2="black"/>
-                <v:stroke color="black" joinstyle="round" endcap="flat"/>
-                <w10:wrap type="square"/>
-              </v:rect>
+              <ns8:rect id="shape_0" fillcolor="white" stroked="t" ns9:allowincell="f" style="position:absolute;margin-left:0pt;margin-top:-1.55pt;width:453.55pt;height:1.45pt;mso-wrap-style:none;v-text-anchor:middle;mso-position-vertical:top">
+                <ns8:fill ns9:detectmouseclick="t" type="solid" color2="black"/>
+                <ns8:stroke color="black" joinstyle="round" endcap="flat"/>
+                <ns10:wrap type="square"/>
+              </ns8:rect>
             </w:pict>
-          </mc:Fallback>
-        </mc:AlternateContent>
+          </ns1:Fallback>
+        </ns1:AlternateContent>
       </w:r>
       <w:bookmarkEnd w:id="27"/>
     </w:p>
@@ -15426,60 +15446,60 @@
       </w:pPr>
       <w:r>
         <w:rPr/>
-        <mc:AlternateContent>
-          <mc:Choice Requires="wps">
+        <ns1:AlternateContent>
+          <ns1:Choice Requires="wps">
             <w:drawing>
-              <wp:inline distT="0" distB="0" distL="0" distR="0">
-                <wp:extent cx="5760720" cy="19050"/>
-                <wp:effectExtent l="0" t="0" r="0" b="0"/>
-                <wp:docPr id="6" name="Shape6"/>
-                <a:graphic xmlns:a="http://schemas.openxmlformats.org/drawingml/2006/main">
-                  <a:graphicData uri="http://schemas.microsoft.com/office/word/2010/wordprocessingShape">
-                    <wps:wsp>
-                      <wps:cNvSpPr/>
-                      <wps:spPr>
-                        <a:xfrm>
-                          <a:off x="0" y="0"/>
-                          <a:ext cx="5760720" cy="19080"/>
-                        </a:xfrm>
-                        <a:prstGeom prst="rect">
-                          <a:avLst/>
-                        </a:prstGeom>
-                        <a:solidFill>
-                          <a:srgbClr val="FFFFFF"/>
-                        </a:solidFill>
-                        <a:ln w="0">
-                          <a:solidFill>
-                            <a:srgbClr val="000000"/>
-                          </a:solidFill>
-                        </a:ln>
-                      </wps:spPr>
-                      <wps:style>
-                        <a:lnRef idx="0"/>
-                        <a:fillRef idx="0"/>
-                        <a:effectRef idx="0"/>
-                        <a:fontRef idx="minor"/>
-                      </wps:style>
-                      <wps:bodyPr/>
-                    </wps:wsp>
-                  </a:graphicData>
-                </a:graphic>
-                <wp14:sizeRelH relativeFrom="page">
-                  <wp14:pctWidth>100000</wp14:pctWidth>
-                </wp14:sizeRelH>
-              </wp:inline>
+              <ns3:inline distT="0" distB="0" distL="0" distR="0">
+                <ns3:extent cx="5760720" cy="19050"/>
+                <ns3:effectExtent l="0" t="0" r="0" b="0"/>
+                <ns3:docPr id="6" name="Shape6"/>
+                <ns4:graphic>
+                  <ns4:graphicData uri="http://schemas.microsoft.com/office/word/2010/wordprocessingShape">
+                    <ns6:wsp>
+                      <ns6:cNvSpPr/>
+                      <ns6:spPr>
+                        <ns4:xfrm>
+                          <ns4:off x="0" y="0"/>
+                          <ns4:ext cx="5760720" cy="19080"/>
+                        </ns4:xfrm>
+                        <ns4:prstGeom prst="rect">
+                          <ns4:avLst/>
+                        </ns4:prstGeom>
+                        <ns4:solidFill>
+                          <ns4:srgbClr val="FFFFFF"/>
+                        </ns4:solidFill>
+                        <ns4:ln w="0">
+                          <ns4:solidFill>
+                            <ns4:srgbClr val="000000"/>
+                          </ns4:solidFill>
+                        </ns4:ln>
+                      </ns6:spPr>
+                      <ns6:style>
+                        <ns4:lnRef idx="0"/>
+                        <ns4:fillRef idx="0"/>
+                        <ns4:effectRef idx="0"/>
+                        <ns4:fontRef idx="minor"/>
+                      </ns6:style>
+                      <ns6:bodyPr/>
+                    </ns6:wsp>
+                  </ns4:graphicData>
+                </ns4:graphic>
+                <ns7:sizeRelH relativeFrom="page">
+                  <ns7:pctWidth>100000</ns7:pctWidth>
+                </ns7:sizeRelH>
+              </ns3:inline>
             </w:drawing>
-          </mc:Choice>
-          <mc:Fallback>
+          </ns1:Choice>
+          <ns1:Fallback>
             <w:pict>
-              <v:rect id="shape_0" fillcolor="white" stroked="t" o:allowincell="f" style="position:absolute;margin-left:0pt;margin-top:-1.55pt;width:453.55pt;height:1.45pt;mso-wrap-style:none;v-text-anchor:middle;mso-position-vertical:top">
-                <v:fill o:detectmouseclick="t" type="solid" color2="black"/>
-                <v:stroke color="black" joinstyle="round" endcap="flat"/>
-                <w10:wrap type="square"/>
-              </v:rect>
+              <ns8:rect id="shape_0" fillcolor="white" stroked="t" ns9:allowincell="f" style="position:absolute;margin-left:0pt;margin-top:-1.55pt;width:453.55pt;height:1.45pt;mso-wrap-style:none;v-text-anchor:middle;mso-position-vertical:top">
+                <ns8:fill ns9:detectmouseclick="t" type="solid" color2="black"/>
+                <ns8:stroke color="black" joinstyle="round" endcap="flat"/>
+                <ns10:wrap type="square"/>
+              </ns8:rect>
             </w:pict>
-          </mc:Fallback>
-        </mc:AlternateContent>
+          </ns1:Fallback>
+        </ns1:AlternateContent>
       </w:r>
       <w:bookmarkEnd w:id="28"/>
       <w:bookmarkEnd w:id="32"/>
@@ -16315,60 +16335,60 @@
       </w:pPr>
       <w:r>
         <w:rPr/>
-        <mc:AlternateContent>
-          <mc:Choice Requires="wps">
+        <ns1:AlternateContent>
+          <ns1:Choice Requires="wps">
             <w:drawing>
-              <wp:inline distT="0" distB="0" distL="0" distR="0">
-                <wp:extent cx="5760720" cy="19050"/>
-                <wp:effectExtent l="0" t="0" r="0" b="0"/>
-                <wp:docPr id="7" name="Shape7"/>
-                <a:graphic xmlns:a="http://schemas.openxmlformats.org/drawingml/2006/main">
-                  <a:graphicData uri="http://schemas.microsoft.com/office/word/2010/wordprocessingShape">
-                    <wps:wsp>
-                      <wps:cNvSpPr/>
-                      <wps:spPr>
-                        <a:xfrm>
-                          <a:off x="0" y="0"/>
-                          <a:ext cx="5760720" cy="19080"/>
-                        </a:xfrm>
-                        <a:prstGeom prst="rect">
-                          <a:avLst/>
-                        </a:prstGeom>
-                        <a:solidFill>
-                          <a:srgbClr val="FFFFFF"/>
-                        </a:solidFill>
-                        <a:ln w="0">
-                          <a:solidFill>
-                            <a:srgbClr val="000000"/>
-                          </a:solidFill>
-                        </a:ln>
-                      </wps:spPr>
-                      <wps:style>
-                        <a:lnRef idx="0"/>
-                        <a:fillRef idx="0"/>
-                        <a:effectRef idx="0"/>
-                        <a:fontRef idx="minor"/>
-                      </wps:style>
-                      <wps:bodyPr/>
-                    </wps:wsp>
-                  </a:graphicData>
-                </a:graphic>
-                <wp14:sizeRelH relativeFrom="page">
-                  <wp14:pctWidth>100000</wp14:pctWidth>
-                </wp14:sizeRelH>
-              </wp:inline>
+              <ns3:inline distT="0" distB="0" distL="0" distR="0">
+                <ns3:extent cx="5760720" cy="19050"/>
+                <ns3:effectExtent l="0" t="0" r="0" b="0"/>
+                <ns3:docPr id="7" name="Shape7"/>
+                <ns4:graphic>
+                  <ns4:graphicData uri="http://schemas.microsoft.com/office/word/2010/wordprocessingShape">
+                    <ns6:wsp>
+                      <ns6:cNvSpPr/>
+                      <ns6:spPr>
+                        <ns4:xfrm>
+                          <ns4:off x="0" y="0"/>
+                          <ns4:ext cx="5760720" cy="19080"/>
+                        </ns4:xfrm>
+                        <ns4:prstGeom prst="rect">
+                          <ns4:avLst/>
+                        </ns4:prstGeom>
+                        <ns4:solidFill>
+                          <ns4:srgbClr val="FFFFFF"/>
+                        </ns4:solidFill>
+                        <ns4:ln w="0">
+                          <ns4:solidFill>
+                            <ns4:srgbClr val="000000"/>
+                          </ns4:solidFill>
+                        </ns4:ln>
+                      </ns6:spPr>
+                      <ns6:style>
+                        <ns4:lnRef idx="0"/>
+                        <ns4:fillRef idx="0"/>
+                        <ns4:effectRef idx="0"/>
+                        <ns4:fontRef idx="minor"/>
+                      </ns6:style>
+                      <ns6:bodyPr/>
+                    </ns6:wsp>
+                  </ns4:graphicData>
+                </ns4:graphic>
+                <ns7:sizeRelH relativeFrom="page">
+                  <ns7:pctWidth>100000</ns7:pctWidth>
+                </ns7:sizeRelH>
+              </ns3:inline>
             </w:drawing>
-          </mc:Choice>
-          <mc:Fallback>
+          </ns1:Choice>
+          <ns1:Fallback>
             <w:pict>
-              <v:rect id="shape_0" fillcolor="white" stroked="t" o:allowincell="f" style="position:absolute;margin-left:0pt;margin-top:-1.55pt;width:453.55pt;height:1.45pt;mso-wrap-style:none;v-text-anchor:middle;mso-position-vertical:top">
-                <v:fill o:detectmouseclick="t" type="solid" color2="black"/>
-                <v:stroke color="black" joinstyle="round" endcap="flat"/>
-                <w10:wrap type="square"/>
-              </v:rect>
+              <ns8:rect id="shape_0" fillcolor="white" stroked="t" ns9:allowincell="f" style="position:absolute;margin-left:0pt;margin-top:-1.55pt;width:453.55pt;height:1.45pt;mso-wrap-style:none;v-text-anchor:middle;mso-position-vertical:top">
+                <ns8:fill ns9:detectmouseclick="t" type="solid" color2="black"/>
+                <ns8:stroke color="black" joinstyle="round" endcap="flat"/>
+                <ns10:wrap type="square"/>
+              </ns8:rect>
             </w:pict>
-          </mc:Fallback>
-        </mc:AlternateContent>
+          </ns1:Fallback>
+        </ns1:AlternateContent>
       </w:r>
       <w:bookmarkEnd w:id="33"/>
       <w:bookmarkEnd w:id="37"/>
@@ -17203,60 +17223,60 @@
       </w:pPr>
       <w:r>
         <w:rPr/>
-        <mc:AlternateContent>
-          <mc:Choice Requires="wps">
+        <ns1:AlternateContent>
+          <ns1:Choice Requires="wps">
             <w:drawing>
-              <wp:inline distT="0" distB="0" distL="0" distR="0">
-                <wp:extent cx="5760720" cy="19050"/>
-                <wp:effectExtent l="0" t="0" r="0" b="0"/>
-                <wp:docPr id="8" name="Shape8"/>
-                <a:graphic xmlns:a="http://schemas.openxmlformats.org/drawingml/2006/main">
-                  <a:graphicData uri="http://schemas.microsoft.com/office/word/2010/wordprocessingShape">
-                    <wps:wsp>
-                      <wps:cNvSpPr/>
-                      <wps:spPr>
-                        <a:xfrm>
-                          <a:off x="0" y="0"/>
-                          <a:ext cx="5760720" cy="19080"/>
-                        </a:xfrm>
-                        <a:prstGeom prst="rect">
-                          <a:avLst/>
-                        </a:prstGeom>
-                        <a:solidFill>
-                          <a:srgbClr val="FFFFFF"/>
-                        </a:solidFill>
-                        <a:ln w="0">
-                          <a:solidFill>
-                            <a:srgbClr val="000000"/>
-                          </a:solidFill>
-                        </a:ln>
-                      </wps:spPr>
-                      <wps:style>
-                        <a:lnRef idx="0"/>
-                        <a:fillRef idx="0"/>
-                        <a:effectRef idx="0"/>
-                        <a:fontRef idx="minor"/>
-                      </wps:style>
-                      <wps:bodyPr/>
-                    </wps:wsp>
-                  </a:graphicData>
-                </a:graphic>
-                <wp14:sizeRelH relativeFrom="page">
-                  <wp14:pctWidth>100000</wp14:pctWidth>
-                </wp14:sizeRelH>
-              </wp:inline>
+              <ns3:inline distT="0" distB="0" distL="0" distR="0">
+                <ns3:extent cx="5760720" cy="19050"/>
+                <ns3:effectExtent l="0" t="0" r="0" b="0"/>
+                <ns3:docPr id="8" name="Shape8"/>
+                <ns4:graphic>
+                  <ns4:graphicData uri="http://schemas.microsoft.com/office/word/2010/wordprocessingShape">
+                    <ns6:wsp>
+                      <ns6:cNvSpPr/>
+                      <ns6:spPr>
+                        <ns4:xfrm>
+                          <ns4:off x="0" y="0"/>
+                          <ns4:ext cx="5760720" cy="19080"/>
+                        </ns4:xfrm>
+                        <ns4:prstGeom prst="rect">
+                          <ns4:avLst/>
+                        </ns4:prstGeom>
+                        <ns4:solidFill>
+                          <ns4:srgbClr val="FFFFFF"/>
+                        </ns4:solidFill>
+                        <ns4:ln w="0">
+                          <ns4:solidFill>
+                            <ns4:srgbClr val="000000"/>
+                          </ns4:solidFill>
+                        </ns4:ln>
+                      </ns6:spPr>
+                      <ns6:style>
+                        <ns4:lnRef idx="0"/>
+                        <ns4:fillRef idx="0"/>
+                        <ns4:effectRef idx="0"/>
+                        <ns4:fontRef idx="minor"/>
+                      </ns6:style>
+                      <ns6:bodyPr/>
+                    </ns6:wsp>
+                  </ns4:graphicData>
+                </ns4:graphic>
+                <ns7:sizeRelH relativeFrom="page">
+                  <ns7:pctWidth>100000</ns7:pctWidth>
+                </ns7:sizeRelH>
+              </ns3:inline>
             </w:drawing>
-          </mc:Choice>
-          <mc:Fallback>
+          </ns1:Choice>
+          <ns1:Fallback>
             <w:pict>
-              <v:rect id="shape_0" fillcolor="white" stroked="t" o:allowincell="f" style="position:absolute;margin-left:0pt;margin-top:-1.55pt;width:453.55pt;height:1.45pt;mso-wrap-style:none;v-text-anchor:middle;mso-position-vertical:top">
-                <v:fill o:detectmouseclick="t" type="solid" color2="black"/>
-                <v:stroke color="black" joinstyle="round" endcap="flat"/>
-                <w10:wrap type="square"/>
-              </v:rect>
+              <ns8:rect id="shape_0" fillcolor="white" stroked="t" ns9:allowincell="f" style="position:absolute;margin-left:0pt;margin-top:-1.55pt;width:453.55pt;height:1.45pt;mso-wrap-style:none;v-text-anchor:middle;mso-position-vertical:top">
+                <ns8:fill ns9:detectmouseclick="t" type="solid" color2="black"/>
+                <ns8:stroke color="black" joinstyle="round" endcap="flat"/>
+                <ns10:wrap type="square"/>
+              </ns8:rect>
             </w:pict>
-          </mc:Fallback>
-        </mc:AlternateContent>
+          </ns1:Fallback>
+        </ns1:AlternateContent>
       </w:r>
       <w:bookmarkEnd w:id="38"/>
       <w:bookmarkEnd w:id="42"/>
@@ -18095,60 +18115,60 @@
       </w:pPr>
       <w:r>
         <w:rPr/>
-        <mc:AlternateContent>
-          <mc:Choice Requires="wps">
+        <ns1:AlternateContent>
+          <ns1:Choice Requires="wps">
             <w:drawing>
-              <wp:inline distT="0" distB="0" distL="0" distR="0">
-                <wp:extent cx="5760720" cy="19050"/>
-                <wp:effectExtent l="0" t="0" r="0" b="0"/>
-                <wp:docPr id="9" name="Shape9"/>
-                <a:graphic xmlns:a="http://schemas.openxmlformats.org/drawingml/2006/main">
-                  <a:graphicData uri="http://schemas.microsoft.com/office/word/2010/wordprocessingShape">
-                    <wps:wsp>
-                      <wps:cNvSpPr/>
-                      <wps:spPr>
-                        <a:xfrm>
-                          <a:off x="0" y="0"/>
-                          <a:ext cx="5760720" cy="19080"/>
-                        </a:xfrm>
-                        <a:prstGeom prst="rect">
-                          <a:avLst/>
-                        </a:prstGeom>
-                        <a:solidFill>
-                          <a:srgbClr val="FFFFFF"/>
-                        </a:solidFill>
-                        <a:ln w="0">
-                          <a:solidFill>
-                            <a:srgbClr val="000000"/>
-                          </a:solidFill>
-                        </a:ln>
-                      </wps:spPr>
-                      <wps:style>
-                        <a:lnRef idx="0"/>
-                        <a:fillRef idx="0"/>
-                        <a:effectRef idx="0"/>
-                        <a:fontRef idx="minor"/>
-                      </wps:style>
-                      <wps:bodyPr/>
-                    </wps:wsp>
-                  </a:graphicData>
-                </a:graphic>
-                <wp14:sizeRelH relativeFrom="page">
-                  <wp14:pctWidth>100000</wp14:pctWidth>
-                </wp14:sizeRelH>
-              </wp:inline>
+              <ns3:inline distT="0" distB="0" distL="0" distR="0">
+                <ns3:extent cx="5760720" cy="19050"/>
+                <ns3:effectExtent l="0" t="0" r="0" b="0"/>
+                <ns3:docPr id="9" name="Shape9"/>
+                <ns4:graphic>
+                  <ns4:graphicData uri="http://schemas.microsoft.com/office/word/2010/wordprocessingShape">
+                    <ns6:wsp>
+                      <ns6:cNvSpPr/>
+                      <ns6:spPr>
+                        <ns4:xfrm>
+                          <ns4:off x="0" y="0"/>
+                          <ns4:ext cx="5760720" cy="19080"/>
+                        </ns4:xfrm>
+                        <ns4:prstGeom prst="rect">
+                          <ns4:avLst/>
+                        </ns4:prstGeom>
+                        <ns4:solidFill>
+                          <ns4:srgbClr val="FFFFFF"/>
+                        </ns4:solidFill>
+                        <ns4:ln w="0">
+                          <ns4:solidFill>
+                            <ns4:srgbClr val="000000"/>
+                          </ns4:solidFill>
+                        </ns4:ln>
+                      </ns6:spPr>
+                      <ns6:style>
+                        <ns4:lnRef idx="0"/>
+                        <ns4:fillRef idx="0"/>
+                        <ns4:effectRef idx="0"/>
+                        <ns4:fontRef idx="minor"/>
+                      </ns6:style>
+                      <ns6:bodyPr/>
+                    </ns6:wsp>
+                  </ns4:graphicData>
+                </ns4:graphic>
+                <ns7:sizeRelH relativeFrom="page">
+                  <ns7:pctWidth>100000</ns7:pctWidth>
+                </ns7:sizeRelH>
+              </ns3:inline>
             </w:drawing>
-          </mc:Choice>
-          <mc:Fallback>
+          </ns1:Choice>
+          <ns1:Fallback>
             <w:pict>
-              <v:rect id="shape_0" fillcolor="white" stroked="t" o:allowincell="f" style="position:absolute;margin-left:0pt;margin-top:-1.55pt;width:453.55pt;height:1.45pt;mso-wrap-style:none;v-text-anchor:middle;mso-position-vertical:top">
-                <v:fill o:detectmouseclick="t" type="solid" color2="black"/>
-                <v:stroke color="black" joinstyle="round" endcap="flat"/>
-                <w10:wrap type="square"/>
-              </v:rect>
+              <ns8:rect id="shape_0" fillcolor="white" stroked="t" ns9:allowincell="f" style="position:absolute;margin-left:0pt;margin-top:-1.55pt;width:453.55pt;height:1.45pt;mso-wrap-style:none;v-text-anchor:middle;mso-position-vertical:top">
+                <ns8:fill ns9:detectmouseclick="t" type="solid" color2="black"/>
+                <ns8:stroke color="black" joinstyle="round" endcap="flat"/>
+                <ns10:wrap type="square"/>
+              </ns8:rect>
             </w:pict>
-          </mc:Fallback>
-        </mc:AlternateContent>
+          </ns1:Fallback>
+        </ns1:AlternateContent>
       </w:r>
       <w:bookmarkEnd w:id="43"/>
       <w:bookmarkEnd w:id="47"/>
@@ -18998,60 +19018,60 @@
       </w:pPr>
       <w:r>
         <w:rPr/>
-        <mc:AlternateContent>
-          <mc:Choice Requires="wps">
+        <ns1:AlternateContent>
+          <ns1:Choice Requires="wps">
             <w:drawing>
-              <wp:inline distT="0" distB="0" distL="0" distR="0">
-                <wp:extent cx="5760720" cy="19050"/>
-                <wp:effectExtent l="0" t="0" r="0" b="0"/>
-                <wp:docPr id="10" name="Shape10"/>
-                <a:graphic xmlns:a="http://schemas.openxmlformats.org/drawingml/2006/main">
-                  <a:graphicData uri="http://schemas.microsoft.com/office/word/2010/wordprocessingShape">
-                    <wps:wsp>
-                      <wps:cNvSpPr/>
-                      <wps:spPr>
-                        <a:xfrm>
-                          <a:off x="0" y="0"/>
-                          <a:ext cx="5760720" cy="19080"/>
-                        </a:xfrm>
-                        <a:prstGeom prst="rect">
-                          <a:avLst/>
-                        </a:prstGeom>
-                        <a:solidFill>
-                          <a:srgbClr val="FFFFFF"/>
-                        </a:solidFill>
-                        <a:ln w="0">
-                          <a:solidFill>
-                            <a:srgbClr val="000000"/>
-                          </a:solidFill>
-                        </a:ln>
-                      </wps:spPr>
-                      <wps:style>
-                        <a:lnRef idx="0"/>
-                        <a:fillRef idx="0"/>
-                        <a:effectRef idx="0"/>
-                        <a:fontRef idx="minor"/>
-                      </wps:style>
-                      <wps:bodyPr/>
-                    </wps:wsp>
-                  </a:graphicData>
-                </a:graphic>
-                <wp14:sizeRelH relativeFrom="page">
-                  <wp14:pctWidth>100000</wp14:pctWidth>
-                </wp14:sizeRelH>
-              </wp:inline>
+              <ns3:inline distT="0" distB="0" distL="0" distR="0">
+                <ns3:extent cx="5760720" cy="19050"/>
+                <ns3:effectExtent l="0" t="0" r="0" b="0"/>
+                <ns3:docPr id="10" name="Shape10"/>
+                <ns4:graphic>
+                  <ns4:graphicData uri="http://schemas.microsoft.com/office/word/2010/wordprocessingShape">
+                    <ns6:wsp>
+                      <ns6:cNvSpPr/>
+                      <ns6:spPr>
+                        <ns4:xfrm>
+                          <ns4:off x="0" y="0"/>
+                          <ns4:ext cx="5760720" cy="19080"/>
+                        </ns4:xfrm>
+                        <ns4:prstGeom prst="rect">
+                          <ns4:avLst/>
+                        </ns4:prstGeom>
+                        <ns4:solidFill>
+                          <ns4:srgbClr val="FFFFFF"/>
+                        </ns4:solidFill>
+                        <ns4:ln w="0">
+                          <ns4:solidFill>
+                            <ns4:srgbClr val="000000"/>
+                          </ns4:solidFill>
+                        </ns4:ln>
+                      </ns6:spPr>
+                      <ns6:style>
+                        <ns4:lnRef idx="0"/>
+                        <ns4:fillRef idx="0"/>
+                        <ns4:effectRef idx="0"/>
+                        <ns4:fontRef idx="minor"/>
+                      </ns6:style>
+                      <ns6:bodyPr/>
+                    </ns6:wsp>
+                  </ns4:graphicData>
+                </ns4:graphic>
+                <ns7:sizeRelH relativeFrom="page">
+                  <ns7:pctWidth>100000</ns7:pctWidth>
+                </ns7:sizeRelH>
+              </ns3:inline>
             </w:drawing>
-          </mc:Choice>
-          <mc:Fallback>
+          </ns1:Choice>
+          <ns1:Fallback>
             <w:pict>
-              <v:rect id="shape_0" fillcolor="white" stroked="t" o:allowincell="f" style="position:absolute;margin-left:0pt;margin-top:-1.55pt;width:453.55pt;height:1.45pt;mso-wrap-style:none;v-text-anchor:middle;mso-position-vertical:top">
-                <v:fill o:detectmouseclick="t" type="solid" color2="black"/>
-                <v:stroke color="black" joinstyle="round" endcap="flat"/>
-                <w10:wrap type="square"/>
-              </v:rect>
+              <ns8:rect id="shape_0" fillcolor="white" stroked="t" ns9:allowincell="f" style="position:absolute;margin-left:0pt;margin-top:-1.55pt;width:453.55pt;height:1.45pt;mso-wrap-style:none;v-text-anchor:middle;mso-position-vertical:top">
+                <ns8:fill ns9:detectmouseclick="t" type="solid" color2="black"/>
+                <ns8:stroke color="black" joinstyle="round" endcap="flat"/>
+                <ns10:wrap type="square"/>
+              </ns8:rect>
             </w:pict>
-          </mc:Fallback>
-        </mc:AlternateContent>
+          </ns1:Fallback>
+        </ns1:AlternateContent>
       </w:r>
       <w:bookmarkEnd w:id="48"/>
       <w:bookmarkEnd w:id="52"/>
@@ -22687,60 +22707,60 @@
       </w:pPr>
       <w:r>
         <w:rPr/>
-        <mc:AlternateContent>
-          <mc:Choice Requires="wps">
+        <ns1:AlternateContent>
+          <ns1:Choice Requires="wps">
             <w:drawing>
-              <wp:inline distT="0" distB="0" distL="0" distR="0">
-                <wp:extent cx="5760720" cy="19050"/>
-                <wp:effectExtent l="0" t="0" r="0" b="0"/>
-                <wp:docPr id="11" name="Shape11"/>
-                <a:graphic xmlns:a="http://schemas.openxmlformats.org/drawingml/2006/main">
-                  <a:graphicData uri="http://schemas.microsoft.com/office/word/2010/wordprocessingShape">
-                    <wps:wsp>
-                      <wps:cNvSpPr/>
-                      <wps:spPr>
-                        <a:xfrm>
-                          <a:off x="0" y="0"/>
-                          <a:ext cx="5760720" cy="19080"/>
-                        </a:xfrm>
-                        <a:prstGeom prst="rect">
-                          <a:avLst/>
-                        </a:prstGeom>
-                        <a:solidFill>
-                          <a:srgbClr val="FFFFFF"/>
-                        </a:solidFill>
-                        <a:ln w="0">
-                          <a:solidFill>
-                            <a:srgbClr val="000000"/>
-                          </a:solidFill>
-                        </a:ln>
-                      </wps:spPr>
-                      <wps:style>
-                        <a:lnRef idx="0"/>
-                        <a:fillRef idx="0"/>
-                        <a:effectRef idx="0"/>
-                        <a:fontRef idx="minor"/>
-                      </wps:style>
-                      <wps:bodyPr/>
-                    </wps:wsp>
-                  </a:graphicData>
-                </a:graphic>
-                <wp14:sizeRelH relativeFrom="page">
-                  <wp14:pctWidth>100000</wp14:pctWidth>
-                </wp14:sizeRelH>
-              </wp:inline>
+              <ns3:inline distT="0" distB="0" distL="0" distR="0">
+                <ns3:extent cx="5760720" cy="19050"/>
+                <ns3:effectExtent l="0" t="0" r="0" b="0"/>
+                <ns3:docPr id="11" name="Shape11"/>
+                <ns4:graphic>
+                  <ns4:graphicData uri="http://schemas.microsoft.com/office/word/2010/wordprocessingShape">
+                    <ns6:wsp>
+                      <ns6:cNvSpPr/>
+                      <ns6:spPr>
+                        <ns4:xfrm>
+                          <ns4:off x="0" y="0"/>
+                          <ns4:ext cx="5760720" cy="19080"/>
+                        </ns4:xfrm>
+                        <ns4:prstGeom prst="rect">
+                          <ns4:avLst/>
+                        </ns4:prstGeom>
+                        <ns4:solidFill>
+                          <ns4:srgbClr val="FFFFFF"/>
+                        </ns4:solidFill>
+                        <ns4:ln w="0">
+                          <ns4:solidFill>
+                            <ns4:srgbClr val="000000"/>
+                          </ns4:solidFill>
+                        </ns4:ln>
+                      </ns6:spPr>
+                      <ns6:style>
+                        <ns4:lnRef idx="0"/>
+                        <ns4:fillRef idx="0"/>
+                        <ns4:effectRef idx="0"/>
+                        <ns4:fontRef idx="minor"/>
+                      </ns6:style>
+                      <ns6:bodyPr/>
+                    </ns6:wsp>
+                  </ns4:graphicData>
+                </ns4:graphic>
+                <ns7:sizeRelH relativeFrom="page">
+                  <ns7:pctWidth>100000</ns7:pctWidth>
+                </ns7:sizeRelH>
+              </ns3:inline>
             </w:drawing>
-          </mc:Choice>
-          <mc:Fallback>
+          </ns1:Choice>
+          <ns1:Fallback>
             <w:pict>
-              <v:rect id="shape_0" fillcolor="white" stroked="t" o:allowincell="f" style="position:absolute;margin-left:0pt;margin-top:-1.55pt;width:453.55pt;height:1.45pt;mso-wrap-style:none;v-text-anchor:middle;mso-position-vertical:top">
-                <v:fill o:detectmouseclick="t" type="solid" color2="black"/>
-                <v:stroke color="black" joinstyle="round" endcap="flat"/>
-                <w10:wrap type="square"/>
-              </v:rect>
+              <ns8:rect id="shape_0" fillcolor="white" stroked="t" ns9:allowincell="f" style="position:absolute;margin-left:0pt;margin-top:-1.55pt;width:453.55pt;height:1.45pt;mso-wrap-style:none;v-text-anchor:middle;mso-position-vertical:top">
+                <ns8:fill ns9:detectmouseclick="t" type="solid" color2="black"/>
+                <ns8:stroke color="black" joinstyle="round" endcap="flat"/>
+                <ns10:wrap type="square"/>
+              </ns8:rect>
             </w:pict>
-          </mc:Fallback>
-        </mc:AlternateContent>
+          </ns1:Fallback>
+        </ns1:AlternateContent>
       </w:r>
       <w:bookmarkEnd w:id="58"/>
     </w:p>
@@ -25055,60 +25075,60 @@
       </w:pPr>
       <w:r>
         <w:rPr/>
-        <mc:AlternateContent>
-          <mc:Choice Requires="wps">
+        <ns1:AlternateContent>
+          <ns1:Choice Requires="wps">
             <w:drawing>
-              <wp:inline distT="0" distB="0" distL="0" distR="0">
-                <wp:extent cx="5760720" cy="19050"/>
-                <wp:effectExtent l="0" t="0" r="0" b="0"/>
-                <wp:docPr id="12" name="Shape12"/>
-                <a:graphic xmlns:a="http://schemas.openxmlformats.org/drawingml/2006/main">
-                  <a:graphicData uri="http://schemas.microsoft.com/office/word/2010/wordprocessingShape">
-                    <wps:wsp>
-                      <wps:cNvSpPr/>
-                      <wps:spPr>
-                        <a:xfrm>
-                          <a:off x="0" y="0"/>
-                          <a:ext cx="5760720" cy="19080"/>
-                        </a:xfrm>
-                        <a:prstGeom prst="rect">
-                          <a:avLst/>
-                        </a:prstGeom>
-                        <a:solidFill>
-                          <a:srgbClr val="FFFFFF"/>
-                        </a:solidFill>
-                        <a:ln w="0">
-                          <a:solidFill>
-                            <a:srgbClr val="000000"/>
-                          </a:solidFill>
-                        </a:ln>
-                      </wps:spPr>
-                      <wps:style>
-                        <a:lnRef idx="0"/>
-                        <a:fillRef idx="0"/>
-                        <a:effectRef idx="0"/>
-                        <a:fontRef idx="minor"/>
-                      </wps:style>
-                      <wps:bodyPr/>
-                    </wps:wsp>
-                  </a:graphicData>
-                </a:graphic>
-                <wp14:sizeRelH relativeFrom="page">
-                  <wp14:pctWidth>100000</wp14:pctWidth>
-                </wp14:sizeRelH>
-              </wp:inline>
+              <ns3:inline distT="0" distB="0" distL="0" distR="0">
+                <ns3:extent cx="5760720" cy="19050"/>
+                <ns3:effectExtent l="0" t="0" r="0" b="0"/>
+                <ns3:docPr id="12" name="Shape12"/>
+                <ns4:graphic>
+                  <ns4:graphicData uri="http://schemas.microsoft.com/office/word/2010/wordprocessingShape">
+                    <ns6:wsp>
+                      <ns6:cNvSpPr/>
+                      <ns6:spPr>
+                        <ns4:xfrm>
+                          <ns4:off x="0" y="0"/>
+                          <ns4:ext cx="5760720" cy="19080"/>
+                        </ns4:xfrm>
+                        <ns4:prstGeom prst="rect">
+                          <ns4:avLst/>
+                        </ns4:prstGeom>
+                        <ns4:solidFill>
+                          <ns4:srgbClr val="FFFFFF"/>
+                        </ns4:solidFill>
+                        <ns4:ln w="0">
+                          <ns4:solidFill>
+                            <ns4:srgbClr val="000000"/>
+                          </ns4:solidFill>
+                        </ns4:ln>
+                      </ns6:spPr>
+                      <ns6:style>
+                        <ns4:lnRef idx="0"/>
+                        <ns4:fillRef idx="0"/>
+                        <ns4:effectRef idx="0"/>
+                        <ns4:fontRef idx="minor"/>
+                      </ns6:style>
+                      <ns6:bodyPr/>
+                    </ns6:wsp>
+                  </ns4:graphicData>
+                </ns4:graphic>
+                <ns7:sizeRelH relativeFrom="page">
+                  <ns7:pctWidth>100000</ns7:pctWidth>
+                </ns7:sizeRelH>
+              </ns3:inline>
             </w:drawing>
-          </mc:Choice>
-          <mc:Fallback>
+          </ns1:Choice>
+          <ns1:Fallback>
             <w:pict>
-              <v:rect id="shape_0" fillcolor="white" stroked="t" o:allowincell="f" style="position:absolute;margin-left:0pt;margin-top:-1.55pt;width:453.55pt;height:1.45pt;mso-wrap-style:none;v-text-anchor:middle;mso-position-vertical:top">
-                <v:fill o:detectmouseclick="t" type="solid" color2="black"/>
-                <v:stroke color="black" joinstyle="round" endcap="flat"/>
-                <w10:wrap type="square"/>
-              </v:rect>
+              <ns8:rect id="shape_0" fillcolor="white" stroked="t" ns9:allowincell="f" style="position:absolute;margin-left:0pt;margin-top:-1.55pt;width:453.55pt;height:1.45pt;mso-wrap-style:none;v-text-anchor:middle;mso-position-vertical:top">
+                <ns8:fill ns9:detectmouseclick="t" type="solid" color2="black"/>
+                <ns8:stroke color="black" joinstyle="round" endcap="flat"/>
+                <ns10:wrap type="square"/>
+              </ns8:rect>
             </w:pict>
-          </mc:Fallback>
-        </mc:AlternateContent>
+          </ns1:Fallback>
+        </ns1:AlternateContent>
       </w:r>
     </w:p>
     <w:p>
@@ -25124,42 +25144,42 @@
             <w:rStyle w:val="Hyperlink"/>
           </w:rPr>
           <w:drawing>
-            <wp:inline distT="0" distB="0" distL="0" distR="0">
-              <wp:extent cx="914400" cy="235585"/>
-              <wp:effectExtent l="0" t="0" r="0" b="0"/>
-              <wp:docPr id="13" name="Picture" descr="Instats"/>
-              <wp:cNvGraphicFramePr>
-                <a:graphicFrameLocks xmlns:a="http://schemas.openxmlformats.org/drawingml/2006/main" noChangeAspect="1"/>
-              </wp:cNvGraphicFramePr>
-              <a:graphic xmlns:a="http://schemas.openxmlformats.org/drawingml/2006/main">
-                <a:graphicData uri="http://schemas.openxmlformats.org/drawingml/2006/picture">
-                  <pic:pic xmlns:pic="http://schemas.openxmlformats.org/drawingml/2006/picture">
-                    <pic:nvPicPr>
-                      <pic:cNvPr id="13" name="Picture" descr="Instats"/>
-                      <pic:cNvPicPr>
-                        <a:picLocks noChangeAspect="1" noChangeArrowheads="1"/>
-                      </pic:cNvPicPr>
-                    </pic:nvPicPr>
-                    <pic:blipFill>
-                      <a:blip r:embed="rId4"/>
-                      <a:stretch>
-                        <a:fillRect/>
-                      </a:stretch>
-                    </pic:blipFill>
-                    <pic:spPr bwMode="auto">
-                      <a:xfrm>
-                        <a:off x="0" y="0"/>
-                        <a:ext cx="914400" cy="235585"/>
-                      </a:xfrm>
-                      <a:prstGeom prst="rect">
-                        <a:avLst/>
-                      </a:prstGeom>
-                      <a:noFill/>
-                    </pic:spPr>
-                  </pic:pic>
-                </a:graphicData>
-              </a:graphic>
-            </wp:inline>
+            <ns3:inline distT="0" distB="0" distL="0" distR="0">
+              <ns3:extent cx="914400" cy="235585"/>
+              <ns3:effectExtent l="0" t="0" r="0" b="0"/>
+              <ns3:docPr id="13" name="Picture" descr="Instats"/>
+              <ns3:cNvGraphicFramePr>
+                <ns4:graphicFrameLocks noChangeAspect="1"/>
+              </ns3:cNvGraphicFramePr>
+              <ns4:graphic>
+                <ns4:graphicData uri="http://schemas.openxmlformats.org/drawingml/2006/picture">
+                  <ns5:pic>
+                    <ns5:nvPicPr>
+                      <ns5:cNvPr id="13" name="Picture" descr="Instats"/>
+                      <ns5:cNvPicPr>
+                        <ns4:picLocks noChangeAspect="1" noChangeArrowheads="1"/>
+                      </ns5:cNvPicPr>
+                    </ns5:nvPicPr>
+                    <ns5:blipFill>
+                      <ns4:blip r:embed="rId4"/>
+                      <ns4:stretch>
+                        <ns4:fillRect/>
+                      </ns4:stretch>
+                    </ns5:blipFill>
+                    <ns5:spPr bwMode="auto">
+                      <ns4:xfrm>
+                        <ns4:off x="0" y="0"/>
+                        <ns4:ext cx="914400" cy="235585"/>
+                      </ns4:xfrm>
+                      <ns4:prstGeom prst="rect">
+                        <ns4:avLst/>
+                      </ns4:prstGeom>
+                      <ns4:noFill/>
+                    </ns5:spPr>
+                  </ns5:pic>
+                </ns4:graphicData>
+              </ns4:graphic>
+            </ns3:inline>
           </w:drawing>
         </w:r>
       </w:hyperlink>
@@ -25216,41 +25236,130 @@
       </w:pPr>
       <w:r>
         <w:rPr>
-          <w:i/>
-          <w:iCs/>
-        </w:rPr>
-        <w:t xml:space="preserve">Part of the Instats AI Readiness Pack · </w:t>
-      </w:r>
-      <w:hyperlink r:id="rId7">
+          <w:b/>
+          <w:i w:val="0"/>
+        </w:rPr>
+        <w:t xml:space="preserve">Cite the pack. </w:t>
+      </w:r>
+      <w:r>
+        <w:rPr>
+          <w:i w:val="0"/>
+        </w:rPr>
+        <w:t xml:space="preserve">Zyphur, M. J. (2026). </w:t>
+      </w:r>
+      <w:hyperlink r:id="rId20">
         <w:r>
           <w:rPr>
             <w:rStyle w:val="Hyperlink"/>
-            <w:i/>
-            <w:iCs/>
+            <w:i w:val="1"/>
           </w:rPr>
-          <w:t>instats.org/publications/ai-readiness</w:t>
+          <w:t xml:space="preserve">The Institutional AI Readiness Pack: Self-Assessment and Implementation Tools for Responsible AI in Academic Research</w:t>
         </w:r>
       </w:hyperlink>
       <w:r>
         <w:rPr>
-          <w:i/>
-          <w:iCs/>
-        </w:rPr>
-        <w:t xml:space="preserve"> · CC BY 4.0 — adapt freely for institutional use, with attribution. Companion to</w:t>
-      </w:r>
-      <w:r>
-        <w:rPr/>
-        <w:t xml:space="preserve"> Responsible AI in Academic Research: A Competency Framework for Research Training </w:t>
-      </w:r>
-      <w:r>
-        <w:rPr>
-          <w:i/>
-          <w:iCs/>
-        </w:rPr>
-        <w:t>(DOI 10.61700/t31oy23grr).</w:t>
-      </w:r>
-      <w:bookmarkEnd w:id="25"/>
-      <w:bookmarkEnd w:id="59"/>
+          <w:i w:val="0"/>
+        </w:rPr>
+        <w:t xml:space="preserve">. Instats Policy Series. </w:t>
+      </w:r>
+      <w:hyperlink r:id="rId21">
+        <w:r>
+          <w:rPr>
+            <w:rStyle w:val="Hyperlink"/>
+            <w:i w:val="0"/>
+          </w:rPr>
+          <w:t xml:space="preserve">https://doi.org/10.61700/bv2nulyhht</w:t>
+        </w:r>
+      </w:hyperlink>
+    </w:p>
+    <w:p>
+      <w:pPr>
+        <w:pStyle w:val="InstatsColophon"/>
+        <w:keepLines/>
+        <w:pBdr>
+          <w:left w:val="single" w:sz="24" w:space="10" w:color="3092B1"/>
+        </w:pBdr>
+        <w:spacing w:lineRule="auto" w:line="336" w:before="80" w:after="160"/>
+        <w:ind w:start="283"/>
+        <w:rPr/>
+      </w:pPr>
+      <w:r>
+        <w:rPr>
+          <w:b/>
+          <w:i w:val="0"/>
+        </w:rPr>
+        <w:t xml:space="preserve">Companion report. </w:t>
+      </w:r>
+      <w:r>
+        <w:rPr>
+          <w:i w:val="0"/>
+        </w:rPr>
+        <w:t xml:space="preserve">Zyphur, M. J. (2026). </w:t>
+      </w:r>
+      <w:hyperlink r:id="rId22">
+        <w:r>
+          <w:rPr>
+            <w:rStyle w:val="Hyperlink"/>
+            <w:i w:val="1"/>
+          </w:rPr>
+          <w:t xml:space="preserve">Responsible AI in Academic Research: A Competency Framework for Research Training</w:t>
+        </w:r>
+      </w:hyperlink>
+      <w:r>
+        <w:rPr>
+          <w:i w:val="0"/>
+        </w:rPr>
+        <w:t xml:space="preserve">. Instats Policy Series. </w:t>
+      </w:r>
+      <w:hyperlink r:id="rId23">
+        <w:r>
+          <w:rPr>
+            <w:rStyle w:val="Hyperlink"/>
+            <w:i w:val="0"/>
+          </w:rPr>
+          <w:t xml:space="preserve">https://doi.org/10.61700/t31oy23grr</w:t>
+        </w:r>
+      </w:hyperlink>
+    </w:p>
+    <w:p>
+      <w:pPr>
+        <w:pStyle w:val="InstatsColophon"/>
+        <w:keepLines/>
+        <w:pBdr>
+          <w:left w:val="single" w:sz="24" w:space="10" w:color="3092B1"/>
+        </w:pBdr>
+        <w:spacing w:lineRule="auto" w:line="336" w:before="80" w:after="160"/>
+        <w:ind w:start="283"/>
+        <w:rPr/>
+      </w:pPr>
+      <w:r>
+        <w:rPr>
+          <w:b/>
+          <w:i w:val="0"/>
+        </w:rPr>
+        <w:t xml:space="preserve">License. </w:t>
+      </w:r>
+      <w:r>
+        <w:rPr>
+          <w:i w:val="0"/>
+        </w:rPr>
+        <w:t xml:space="preserve">The pack and its instruments are licensed under </w:t>
+      </w:r>
+      <w:hyperlink r:id="rId24">
+        <w:r>
+          <w:rPr>
+            <w:rStyle w:val="Hyperlink"/>
+            <w:i w:val="0"/>
+          </w:rPr>
+          <w:t xml:space="preserve">Creative Commons Attribution 4.0 International (CC BY 4.0)</w:t>
+        </w:r>
+      </w:hyperlink>
+      <w:r>
+        <w:rPr>
+          <w:i w:val="0"/>
+        </w:rPr>
+        <w:t xml:space="preserve">. You may adapt them for institutional use with attribution.</w:t>
+      </w:r>
     </w:p>
     <w:sectPr>
       <w:headerReference w:type="even" r:id="rId8"/>

--- a/docs/instruments/a4_gap_analysis.docx
+++ b/docs/instruments/a4_gap_analysis.docx
@@ -25360,6 +25360,8 @@
         </w:rPr>
         <w:t xml:space="preserve">. You may adapt them for institutional use with attribution.</w:t>
       </w:r>
+      <w:bookmarkEnd w:id="25"/>
+      <w:bookmarkEnd w:id="59"/>
     </w:p>
     <w:sectPr>
       <w:headerReference w:type="even" r:id="rId8"/>

--- a/docs/instruments/a4_gap_analysis.docx
+++ b/docs/instruments/a4_gap_analysis.docx
@@ -1,49 +1,49 @@
 
 <file path=word/document.xml><?xml version="1.0" encoding="utf-8"?>
-<w:document xmlns:ns1="http://schemas.openxmlformats.org/markup-compatibility/2006" xmlns:ns10="urn:schemas-microsoft-com:office:word" xmlns:ns3="http://schemas.openxmlformats.org/drawingml/2006/wordprocessingDrawing" xmlns:ns4="http://schemas.openxmlformats.org/drawingml/2006/main" xmlns:ns5="http://schemas.openxmlformats.org/drawingml/2006/picture" xmlns:ns6="http://schemas.microsoft.com/office/word/2010/wordprocessingShape" xmlns:ns7="http://schemas.microsoft.com/office/word/2010/wordprocessingDrawing" xmlns:ns8="urn:schemas-microsoft-com:vml" xmlns:ns9="urn:schemas-microsoft-com:office:office" xmlns:r="http://schemas.openxmlformats.org/officeDocument/2006/relationships" xmlns:w="http://schemas.openxmlformats.org/wordprocessingml/2006/main" ns1:Ignorable="w14 wp14 w15">
+<w:document xmlns:o="urn:schemas-microsoft-com:office:office" xmlns:r="http://schemas.openxmlformats.org/officeDocument/2006/relationships" xmlns:v="urn:schemas-microsoft-com:vml" xmlns:w="http://schemas.openxmlformats.org/wordprocessingml/2006/main" xmlns:w10="urn:schemas-microsoft-com:office:word" xmlns:wp="http://schemas.openxmlformats.org/drawingml/2006/wordprocessingDrawing" xmlns:pic="http://schemas.openxmlformats.org/drawingml/2006/picture" xmlns:wps="http://schemas.microsoft.com/office/word/2010/wordprocessingShape" xmlns:wpg="http://schemas.microsoft.com/office/word/2010/wordprocessingGroup" xmlns:mc="http://schemas.openxmlformats.org/markup-compatibility/2006" xmlns:wp14="http://schemas.microsoft.com/office/word/2010/wordprocessingDrawing" xmlns:w14="http://schemas.microsoft.com/office/word/2010/wordml" xmlns:w15="http://schemas.microsoft.com/office/word/2012/wordml" mc:Ignorable="w14 wp14 w15">
   <w:body>
     <w:p>
-      <w:hyperlink r:id="rId19">
+      <w:hyperlink r:id="rId24">
         <w:r>
           <w:drawing>
-            <ns3:inline>
-              <ns3:extent cx="1325880" cy="341661"/>
-              <ns3:effectExtent b="0" l="0" r="0" t="0"/>
-              <ns3:docPr descr="Instats" title="" id="22" name="Picture"/>
-              <ns4:graphic>
-                <ns4:graphicData uri="http://schemas.openxmlformats.org/drawingml/2006/picture">
-                  <ns5:pic>
-                    <ns5:nvPicPr>
-                      <ns5:cNvPr descr="instats_logo.png" id="23" name="Picture"/>
-                      <ns5:cNvPicPr>
-                        <ns4:picLocks noChangeArrowheads="1" noChangeAspect="1"/>
-                      </ns5:cNvPicPr>
-                    </ns5:nvPicPr>
-                    <ns5:blipFill>
-                      <ns4:blip r:embed="rId18"/>
-                      <ns4:stretch>
-                        <ns4:fillRect/>
-                      </ns4:stretch>
-                    </ns5:blipFill>
-                    <ns5:spPr bwMode="auto">
-                      <ns4:xfrm>
-                        <ns4:off x="0" y="0"/>
-                        <ns4:ext cx="1325880" cy="341661"/>
-                      </ns4:xfrm>
-                      <ns4:prstGeom prst="rect">
-                        <ns4:avLst/>
-                      </ns4:prstGeom>
-                      <ns4:noFill/>
-                      <ns4:ln w="9525">
-                        <ns4:noFill/>
-                        <ns4:headEnd/>
-                        <ns4:tailEnd/>
-                      </ns4:ln>
-                    </ns5:spPr>
-                  </ns5:pic>
-                </ns4:graphicData>
-              </ns4:graphic>
-            </ns3:inline>
+            <wp:inline>
+              <wp:extent cx="1325880" cy="341661"/>
+              <wp:effectExtent b="0" l="0" r="0" t="0"/>
+              <wp:docPr descr="Instats" title="" id="22" name="Picture"/>
+              <a:graphic xmlns:a="http://schemas.openxmlformats.org/drawingml/2006/main">
+                <a:graphicData uri="http://schemas.openxmlformats.org/drawingml/2006/picture">
+                  <pic:pic>
+                    <pic:nvPicPr>
+                      <pic:cNvPr descr="instats_logo.png" id="23" name="Picture"/>
+                      <pic:cNvPicPr>
+                        <a:picLocks noChangeArrowheads="1" noChangeAspect="1"/>
+                      </pic:cNvPicPr>
+                    </pic:nvPicPr>
+                    <pic:blipFill>
+                      <a:blip r:embed="rId23"/>
+                      <a:stretch>
+                        <a:fillRect/>
+                      </a:stretch>
+                    </pic:blipFill>
+                    <pic:spPr bwMode="auto">
+                      <a:xfrm>
+                        <a:off x="0" y="0"/>
+                        <a:ext cx="1325880" cy="341661"/>
+                      </a:xfrm>
+                      <a:prstGeom prst="rect">
+                        <a:avLst/>
+                      </a:prstGeom>
+                      <a:noFill/>
+                      <a:ln w="9525">
+                        <a:noFill/>
+                        <a:headEnd/>
+                        <a:tailEnd/>
+                      </a:ln>
+                    </pic:spPr>
+                  </pic:pic>
+                </a:graphicData>
+              </a:graphic>
+            </wp:inline>
           </w:drawing>
         </w:r>
       </w:hyperlink>
@@ -79,79 +79,77 @@
       </w:pPr>
       <w:r>
         <w:rPr/>
-        <ns1:AlternateContent>
-          <ns1:Choice Requires="wps">
+        <mc:AlternateContent>
+          <mc:Choice Requires="wps">
             <w:drawing>
-              <ns3:inline distT="0" distB="0" distL="0" distR="0">
-                <ns3:extent cx="5760720" cy="19050"/>
-                <ns3:effectExtent l="0" t="0" r="0" b="0"/>
-                <ns3:docPr id="1" name="Shape1"/>
-                <ns4:graphic>
-                  <ns4:graphicData uri="http://schemas.microsoft.com/office/word/2010/wordprocessingShape">
-                    <ns6:wsp>
-                      <ns6:cNvSpPr/>
-                      <ns6:spPr>
-                        <ns4:xfrm>
-                          <ns4:off x="0" y="0"/>
-                          <ns4:ext cx="5760720" cy="19080"/>
-                        </ns4:xfrm>
-                        <ns4:prstGeom prst="rect">
-                          <ns4:avLst/>
-                        </ns4:prstGeom>
-                        <ns4:solidFill>
-                          <ns4:srgbClr val="FFFFFF"/>
-                        </ns4:solidFill>
-                        <ns4:ln w="0">
-                          <ns4:solidFill>
-                            <ns4:srgbClr val="000000"/>
-                          </ns4:solidFill>
-                        </ns4:ln>
-                      </ns6:spPr>
-                      <ns6:style>
-                        <ns4:lnRef idx="0"/>
-                        <ns4:fillRef idx="0"/>
-                        <ns4:effectRef idx="0"/>
-                        <ns4:fontRef idx="minor"/>
-                      </ns6:style>
-                      <ns6:bodyPr/>
-                    </ns6:wsp>
-                  </ns4:graphicData>
-                </ns4:graphic>
-                <ns7:sizeRelH relativeFrom="page">
-                  <ns7:pctWidth>100000</ns7:pctWidth>
-                </ns7:sizeRelH>
-              </ns3:inline>
+              <wp:inline distT="0" distB="0" distL="0" distR="0">
+                <wp:extent cx="5760720" cy="19050"/>
+                <wp:effectExtent l="0" t="0" r="0" b="0"/>
+                <wp:docPr id="1" name="Shape1"/>
+                <a:graphic xmlns:a="http://schemas.openxmlformats.org/drawingml/2006/main">
+                  <a:graphicData uri="http://schemas.microsoft.com/office/word/2010/wordprocessingShape">
+                    <wps:wsp>
+                      <wps:cNvSpPr/>
+                      <wps:spPr>
+                        <a:xfrm>
+                          <a:off x="0" y="0"/>
+                          <a:ext cx="5760720" cy="19080"/>
+                        </a:xfrm>
+                        <a:prstGeom prst="rect">
+                          <a:avLst/>
+                        </a:prstGeom>
+                        <a:solidFill>
+                          <a:srgbClr val="FFFFFF"/>
+                        </a:solidFill>
+                        <a:ln w="0">
+                          <a:solidFill>
+                            <a:srgbClr val="000000"/>
+                          </a:solidFill>
+                        </a:ln>
+                      </wps:spPr>
+                      <wps:style>
+                        <a:lnRef idx="0"/>
+                        <a:fillRef idx="0"/>
+                        <a:effectRef idx="0"/>
+                        <a:fontRef idx="minor"/>
+                      </wps:style>
+                      <wps:bodyPr/>
+                    </wps:wsp>
+                  </a:graphicData>
+                </a:graphic>
+                <wp14:sizeRelH relativeFrom="page">
+                  <wp14:pctWidth>100000</wp14:pctWidth>
+                </wp14:sizeRelH>
+              </wp:inline>
             </w:drawing>
-          </ns1:Choice>
-          <ns1:Fallback>
+          </mc:Choice>
+          <mc:Fallback>
             <w:pict>
-              <ns8:rect id="shape_0" fillcolor="white" stroked="t" ns9:allowincell="f" style="position:absolute;margin-left:0pt;margin-top:-1.55pt;width:453.55pt;height:1.45pt;mso-wrap-style:none;v-text-anchor:middle;mso-position-vertical:top">
-                <ns8:fill ns9:detectmouseclick="t" type="solid" color2="black"/>
-                <ns8:stroke color="black" joinstyle="round" endcap="flat"/>
-                <ns10:wrap type="square"/>
-              </ns8:rect>
+              <v:rect id="shape_0" fillcolor="white" stroked="t" o:allowincell="f" style="position:absolute;margin-left:0pt;margin-top:-1.55pt;width:453.55pt;height:1.45pt;mso-wrap-style:none;v-text-anchor:middle;mso-position-vertical:top">
+                <v:fill o:detectmouseclick="t" type="solid" color2="black"/>
+                <v:stroke color="black" joinstyle="round" endcap="flat"/>
+                <w10:wrap type="square"/>
+              </v:rect>
             </w:pict>
-          </ns1:Fallback>
-        </ns1:AlternateContent>
+          </mc:Fallback>
+        </mc:AlternateContent>
       </w:r>
     </w:p>
     <w:p>
       <w:pPr>
-        <w:pStyle w:val="BodyText"/>
-      </w:pPr>
-      <w:hyperlink r:id="rId25">
+        <w:pStyle w:val="FirstParagraph"/>
+        <w:rPr/>
+      </w:pPr>
+      <w:hyperlink r:id="rId2">
         <w:r>
           <w:rPr>
             <w:rStyle w:val="Hyperlink"/>
-            <w:i w:val="0"/>
           </w:rPr>
-          <w:t xml:space="preserve">Browse the full online instrument catalogue</w:t>
+          <w:t>Browse the full online instrument catalogue</w:t>
         </w:r>
       </w:hyperlink>
       <w:r>
-        <w:rPr>
-          <w:i w:val="0"/>
-        </w:rPr>
+        <w:rPr/>
         <w:t xml:space="preserve"> to read or download every resource in HTML, Word, PDF, and spreadsheet formats.</w:t>
       </w:r>
     </w:p>
@@ -462,7 +460,7 @@
               </w:rPr>
               <w:t xml:space="preserve">Part 4 (§4.1–§4.3), Appendix A, and Part 5 (§5.1–§5.5) of </w:t>
             </w:r>
-            <w:hyperlink r:id="rId2">
+            <w:hyperlink r:id="rId3">
               <w:r>
                 <w:rPr>
                   <w:rStyle w:val="Hyperlink"/>
@@ -576,60 +574,60 @@
       </w:pPr>
       <w:r>
         <w:rPr/>
-        <ns1:AlternateContent>
-          <ns1:Choice Requires="wps">
+        <mc:AlternateContent>
+          <mc:Choice Requires="wps">
             <w:drawing>
-              <ns3:inline distT="0" distB="0" distL="0" distR="0">
-                <ns3:extent cx="5760720" cy="19050"/>
-                <ns3:effectExtent l="0" t="0" r="0" b="0"/>
-                <ns3:docPr id="2" name="Shape2"/>
-                <ns4:graphic>
-                  <ns4:graphicData uri="http://schemas.microsoft.com/office/word/2010/wordprocessingShape">
-                    <ns6:wsp>
-                      <ns6:cNvSpPr/>
-                      <ns6:spPr>
-                        <ns4:xfrm>
-                          <ns4:off x="0" y="0"/>
-                          <ns4:ext cx="5760720" cy="19080"/>
-                        </ns4:xfrm>
-                        <ns4:prstGeom prst="rect">
-                          <ns4:avLst/>
-                        </ns4:prstGeom>
-                        <ns4:solidFill>
-                          <ns4:srgbClr val="FFFFFF"/>
-                        </ns4:solidFill>
-                        <ns4:ln w="0">
-                          <ns4:solidFill>
-                            <ns4:srgbClr val="000000"/>
-                          </ns4:solidFill>
-                        </ns4:ln>
-                      </ns6:spPr>
-                      <ns6:style>
-                        <ns4:lnRef idx="0"/>
-                        <ns4:fillRef idx="0"/>
-                        <ns4:effectRef idx="0"/>
-                        <ns4:fontRef idx="minor"/>
-                      </ns6:style>
-                      <ns6:bodyPr/>
-                    </ns6:wsp>
-                  </ns4:graphicData>
-                </ns4:graphic>
-                <ns7:sizeRelH relativeFrom="page">
-                  <ns7:pctWidth>100000</ns7:pctWidth>
-                </ns7:sizeRelH>
-              </ns3:inline>
+              <wp:inline distT="0" distB="0" distL="0" distR="0">
+                <wp:extent cx="5760720" cy="19050"/>
+                <wp:effectExtent l="0" t="0" r="0" b="0"/>
+                <wp:docPr id="2" name="Shape2"/>
+                <a:graphic xmlns:a="http://schemas.openxmlformats.org/drawingml/2006/main">
+                  <a:graphicData uri="http://schemas.microsoft.com/office/word/2010/wordprocessingShape">
+                    <wps:wsp>
+                      <wps:cNvSpPr/>
+                      <wps:spPr>
+                        <a:xfrm>
+                          <a:off x="0" y="0"/>
+                          <a:ext cx="5760720" cy="19080"/>
+                        </a:xfrm>
+                        <a:prstGeom prst="rect">
+                          <a:avLst/>
+                        </a:prstGeom>
+                        <a:solidFill>
+                          <a:srgbClr val="FFFFFF"/>
+                        </a:solidFill>
+                        <a:ln w="0">
+                          <a:solidFill>
+                            <a:srgbClr val="000000"/>
+                          </a:solidFill>
+                        </a:ln>
+                      </wps:spPr>
+                      <wps:style>
+                        <a:lnRef idx="0"/>
+                        <a:fillRef idx="0"/>
+                        <a:effectRef idx="0"/>
+                        <a:fontRef idx="minor"/>
+                      </wps:style>
+                      <wps:bodyPr/>
+                    </wps:wsp>
+                  </a:graphicData>
+                </a:graphic>
+                <wp14:sizeRelH relativeFrom="page">
+                  <wp14:pctWidth>100000</wp14:pctWidth>
+                </wp14:sizeRelH>
+              </wp:inline>
             </w:drawing>
-          </ns1:Choice>
-          <ns1:Fallback>
+          </mc:Choice>
+          <mc:Fallback>
             <w:pict>
-              <ns8:rect id="shape_0" fillcolor="white" stroked="t" ns9:allowincell="f" style="position:absolute;margin-left:0pt;margin-top:-1.55pt;width:453.55pt;height:1.45pt;mso-wrap-style:none;v-text-anchor:middle;mso-position-vertical:top">
-                <ns8:fill ns9:detectmouseclick="t" type="solid" color2="black"/>
-                <ns8:stroke color="black" joinstyle="round" endcap="flat"/>
-                <ns10:wrap type="square"/>
-              </ns8:rect>
+              <v:rect id="shape_0" fillcolor="white" stroked="t" o:allowincell="f" style="position:absolute;margin-left:0pt;margin-top:-1.55pt;width:453.55pt;height:1.45pt;mso-wrap-style:none;v-text-anchor:middle;mso-position-vertical:top">
+                <v:fill o:detectmouseclick="t" type="solid" color2="black"/>
+                <v:stroke color="black" joinstyle="round" endcap="flat"/>
+                <w10:wrap type="square"/>
+              </v:rect>
             </w:pict>
-          </ns1:Fallback>
-        </ns1:AlternateContent>
+          </mc:Fallback>
+        </mc:AlternateContent>
       </w:r>
       <w:bookmarkEnd w:id="1"/>
     </w:p>
@@ -831,60 +829,60 @@
       </w:pPr>
       <w:r>
         <w:rPr/>
-        <ns1:AlternateContent>
-          <ns1:Choice Requires="wps">
+        <mc:AlternateContent>
+          <mc:Choice Requires="wps">
             <w:drawing>
-              <ns3:inline distT="0" distB="0" distL="0" distR="0">
-                <ns3:extent cx="5760720" cy="19050"/>
-                <ns3:effectExtent l="0" t="0" r="0" b="0"/>
-                <ns3:docPr id="3" name="Shape3"/>
-                <ns4:graphic>
-                  <ns4:graphicData uri="http://schemas.microsoft.com/office/word/2010/wordprocessingShape">
-                    <ns6:wsp>
-                      <ns6:cNvSpPr/>
-                      <ns6:spPr>
-                        <ns4:xfrm>
-                          <ns4:off x="0" y="0"/>
-                          <ns4:ext cx="5760720" cy="19080"/>
-                        </ns4:xfrm>
-                        <ns4:prstGeom prst="rect">
-                          <ns4:avLst/>
-                        </ns4:prstGeom>
-                        <ns4:solidFill>
-                          <ns4:srgbClr val="FFFFFF"/>
-                        </ns4:solidFill>
-                        <ns4:ln w="0">
-                          <ns4:solidFill>
-                            <ns4:srgbClr val="000000"/>
-                          </ns4:solidFill>
-                        </ns4:ln>
-                      </ns6:spPr>
-                      <ns6:style>
-                        <ns4:lnRef idx="0"/>
-                        <ns4:fillRef idx="0"/>
-                        <ns4:effectRef idx="0"/>
-                        <ns4:fontRef idx="minor"/>
-                      </ns6:style>
-                      <ns6:bodyPr/>
-                    </ns6:wsp>
-                  </ns4:graphicData>
-                </ns4:graphic>
-                <ns7:sizeRelH relativeFrom="page">
-                  <ns7:pctWidth>100000</ns7:pctWidth>
-                </ns7:sizeRelH>
-              </ns3:inline>
+              <wp:inline distT="0" distB="0" distL="0" distR="0">
+                <wp:extent cx="5760720" cy="19050"/>
+                <wp:effectExtent l="0" t="0" r="0" b="0"/>
+                <wp:docPr id="3" name="Shape3"/>
+                <a:graphic xmlns:a="http://schemas.openxmlformats.org/drawingml/2006/main">
+                  <a:graphicData uri="http://schemas.microsoft.com/office/word/2010/wordprocessingShape">
+                    <wps:wsp>
+                      <wps:cNvSpPr/>
+                      <wps:spPr>
+                        <a:xfrm>
+                          <a:off x="0" y="0"/>
+                          <a:ext cx="5760720" cy="19080"/>
+                        </a:xfrm>
+                        <a:prstGeom prst="rect">
+                          <a:avLst/>
+                        </a:prstGeom>
+                        <a:solidFill>
+                          <a:srgbClr val="FFFFFF"/>
+                        </a:solidFill>
+                        <a:ln w="0">
+                          <a:solidFill>
+                            <a:srgbClr val="000000"/>
+                          </a:solidFill>
+                        </a:ln>
+                      </wps:spPr>
+                      <wps:style>
+                        <a:lnRef idx="0"/>
+                        <a:fillRef idx="0"/>
+                        <a:effectRef idx="0"/>
+                        <a:fontRef idx="minor"/>
+                      </wps:style>
+                      <wps:bodyPr/>
+                    </wps:wsp>
+                  </a:graphicData>
+                </a:graphic>
+                <wp14:sizeRelH relativeFrom="page">
+                  <wp14:pctWidth>100000</wp14:pctWidth>
+                </wp14:sizeRelH>
+              </wp:inline>
             </w:drawing>
-          </ns1:Choice>
-          <ns1:Fallback>
+          </mc:Choice>
+          <mc:Fallback>
             <w:pict>
-              <ns8:rect id="shape_0" fillcolor="white" stroked="t" ns9:allowincell="f" style="position:absolute;margin-left:0pt;margin-top:-1.55pt;width:453.55pt;height:1.45pt;mso-wrap-style:none;v-text-anchor:middle;mso-position-vertical:top">
-                <ns8:fill ns9:detectmouseclick="t" type="solid" color2="black"/>
-                <ns8:stroke color="black" joinstyle="round" endcap="flat"/>
-                <ns10:wrap type="square"/>
-              </ns8:rect>
+              <v:rect id="shape_0" fillcolor="white" stroked="t" o:allowincell="f" style="position:absolute;margin-left:0pt;margin-top:-1.55pt;width:453.55pt;height:1.45pt;mso-wrap-style:none;v-text-anchor:middle;mso-position-vertical:top">
+                <v:fill o:detectmouseclick="t" type="solid" color2="black"/>
+                <v:stroke color="black" joinstyle="round" endcap="flat"/>
+                <w10:wrap type="square"/>
+              </v:rect>
             </w:pict>
-          </ns1:Fallback>
-        </ns1:AlternateContent>
+          </mc:Fallback>
+        </mc:AlternateContent>
       </w:r>
       <w:bookmarkEnd w:id="0"/>
       <w:bookmarkEnd w:id="2"/>
@@ -13299,60 +13297,60 @@
       </w:pPr>
       <w:r>
         <w:rPr/>
-        <ns1:AlternateContent>
-          <ns1:Choice Requires="wps">
+        <mc:AlternateContent>
+          <mc:Choice Requires="wps">
             <w:drawing>
-              <ns3:inline distT="0" distB="0" distL="0" distR="0">
-                <ns3:extent cx="5760720" cy="19050"/>
-                <ns3:effectExtent l="0" t="0" r="0" b="0"/>
-                <ns3:docPr id="4" name="Shape4"/>
-                <ns4:graphic>
-                  <ns4:graphicData uri="http://schemas.microsoft.com/office/word/2010/wordprocessingShape">
-                    <ns6:wsp>
-                      <ns6:cNvSpPr/>
-                      <ns6:spPr>
-                        <ns4:xfrm>
-                          <ns4:off x="0" y="0"/>
-                          <ns4:ext cx="5760720" cy="19080"/>
-                        </ns4:xfrm>
-                        <ns4:prstGeom prst="rect">
-                          <ns4:avLst/>
-                        </ns4:prstGeom>
-                        <ns4:solidFill>
-                          <ns4:srgbClr val="FFFFFF"/>
-                        </ns4:solidFill>
-                        <ns4:ln w="0">
-                          <ns4:solidFill>
-                            <ns4:srgbClr val="000000"/>
-                          </ns4:solidFill>
-                        </ns4:ln>
-                      </ns6:spPr>
-                      <ns6:style>
-                        <ns4:lnRef idx="0"/>
-                        <ns4:fillRef idx="0"/>
-                        <ns4:effectRef idx="0"/>
-                        <ns4:fontRef idx="minor"/>
-                      </ns6:style>
-                      <ns6:bodyPr/>
-                    </ns6:wsp>
-                  </ns4:graphicData>
-                </ns4:graphic>
-                <ns7:sizeRelH relativeFrom="page">
-                  <ns7:pctWidth>100000</ns7:pctWidth>
-                </ns7:sizeRelH>
-              </ns3:inline>
+              <wp:inline distT="0" distB="0" distL="0" distR="0">
+                <wp:extent cx="5760720" cy="19050"/>
+                <wp:effectExtent l="0" t="0" r="0" b="0"/>
+                <wp:docPr id="4" name="Shape4"/>
+                <a:graphic xmlns:a="http://schemas.openxmlformats.org/drawingml/2006/main">
+                  <a:graphicData uri="http://schemas.microsoft.com/office/word/2010/wordprocessingShape">
+                    <wps:wsp>
+                      <wps:cNvSpPr/>
+                      <wps:spPr>
+                        <a:xfrm>
+                          <a:off x="0" y="0"/>
+                          <a:ext cx="5760720" cy="19080"/>
+                        </a:xfrm>
+                        <a:prstGeom prst="rect">
+                          <a:avLst/>
+                        </a:prstGeom>
+                        <a:solidFill>
+                          <a:srgbClr val="FFFFFF"/>
+                        </a:solidFill>
+                        <a:ln w="0">
+                          <a:solidFill>
+                            <a:srgbClr val="000000"/>
+                          </a:solidFill>
+                        </a:ln>
+                      </wps:spPr>
+                      <wps:style>
+                        <a:lnRef idx="0"/>
+                        <a:fillRef idx="0"/>
+                        <a:effectRef idx="0"/>
+                        <a:fontRef idx="minor"/>
+                      </wps:style>
+                      <wps:bodyPr/>
+                    </wps:wsp>
+                  </a:graphicData>
+                </a:graphic>
+                <wp14:sizeRelH relativeFrom="page">
+                  <wp14:pctWidth>100000</wp14:pctWidth>
+                </wp14:sizeRelH>
+              </wp:inline>
             </w:drawing>
-          </ns1:Choice>
-          <ns1:Fallback>
+          </mc:Choice>
+          <mc:Fallback>
             <w:pict>
-              <ns8:rect id="shape_0" fillcolor="white" stroked="t" ns9:allowincell="f" style="position:absolute;margin-left:0pt;margin-top:-1.55pt;width:453.55pt;height:1.45pt;mso-wrap-style:none;v-text-anchor:middle;mso-position-vertical:top">
-                <ns8:fill ns9:detectmouseclick="t" type="solid" color2="black"/>
-                <ns8:stroke color="black" joinstyle="round" endcap="flat"/>
-                <ns10:wrap type="square"/>
-              </ns8:rect>
+              <v:rect id="shape_0" fillcolor="white" stroked="t" o:allowincell="f" style="position:absolute;margin-left:0pt;margin-top:-1.55pt;width:453.55pt;height:1.45pt;mso-wrap-style:none;v-text-anchor:middle;mso-position-vertical:top">
+                <v:fill o:detectmouseclick="t" type="solid" color2="black"/>
+                <v:stroke color="black" joinstyle="round" endcap="flat"/>
+                <w10:wrap type="square"/>
+              </v:rect>
             </w:pict>
-          </ns1:Fallback>
-        </ns1:AlternateContent>
+          </mc:Fallback>
+        </mc:AlternateContent>
       </w:r>
       <w:bookmarkEnd w:id="3"/>
       <w:bookmarkEnd w:id="24"/>
@@ -14576,60 +14574,60 @@
       </w:pPr>
       <w:r>
         <w:rPr/>
-        <ns1:AlternateContent>
-          <ns1:Choice Requires="wps">
+        <mc:AlternateContent>
+          <mc:Choice Requires="wps">
             <w:drawing>
-              <ns3:inline distT="0" distB="0" distL="0" distR="0">
-                <ns3:extent cx="5760720" cy="19050"/>
-                <ns3:effectExtent l="0" t="0" r="0" b="0"/>
-                <ns3:docPr id="5" name="Shape5"/>
-                <ns4:graphic>
-                  <ns4:graphicData uri="http://schemas.microsoft.com/office/word/2010/wordprocessingShape">
-                    <ns6:wsp>
-                      <ns6:cNvSpPr/>
-                      <ns6:spPr>
-                        <ns4:xfrm>
-                          <ns4:off x="0" y="0"/>
-                          <ns4:ext cx="5760720" cy="19080"/>
-                        </ns4:xfrm>
-                        <ns4:prstGeom prst="rect">
-                          <ns4:avLst/>
-                        </ns4:prstGeom>
-                        <ns4:solidFill>
-                          <ns4:srgbClr val="FFFFFF"/>
-                        </ns4:solidFill>
-                        <ns4:ln w="0">
-                          <ns4:solidFill>
-                            <ns4:srgbClr val="000000"/>
-                          </ns4:solidFill>
-                        </ns4:ln>
-                      </ns6:spPr>
-                      <ns6:style>
-                        <ns4:lnRef idx="0"/>
-                        <ns4:fillRef idx="0"/>
-                        <ns4:effectRef idx="0"/>
-                        <ns4:fontRef idx="minor"/>
-                      </ns6:style>
-                      <ns6:bodyPr/>
-                    </ns6:wsp>
-                  </ns4:graphicData>
-                </ns4:graphic>
-                <ns7:sizeRelH relativeFrom="page">
-                  <ns7:pctWidth>100000</ns7:pctWidth>
-                </ns7:sizeRelH>
-              </ns3:inline>
+              <wp:inline distT="0" distB="0" distL="0" distR="0">
+                <wp:extent cx="5760720" cy="19050"/>
+                <wp:effectExtent l="0" t="0" r="0" b="0"/>
+                <wp:docPr id="5" name="Shape5"/>
+                <a:graphic xmlns:a="http://schemas.openxmlformats.org/drawingml/2006/main">
+                  <a:graphicData uri="http://schemas.microsoft.com/office/word/2010/wordprocessingShape">
+                    <wps:wsp>
+                      <wps:cNvSpPr/>
+                      <wps:spPr>
+                        <a:xfrm>
+                          <a:off x="0" y="0"/>
+                          <a:ext cx="5760720" cy="19080"/>
+                        </a:xfrm>
+                        <a:prstGeom prst="rect">
+                          <a:avLst/>
+                        </a:prstGeom>
+                        <a:solidFill>
+                          <a:srgbClr val="FFFFFF"/>
+                        </a:solidFill>
+                        <a:ln w="0">
+                          <a:solidFill>
+                            <a:srgbClr val="000000"/>
+                          </a:solidFill>
+                        </a:ln>
+                      </wps:spPr>
+                      <wps:style>
+                        <a:lnRef idx="0"/>
+                        <a:fillRef idx="0"/>
+                        <a:effectRef idx="0"/>
+                        <a:fontRef idx="minor"/>
+                      </wps:style>
+                      <wps:bodyPr/>
+                    </wps:wsp>
+                  </a:graphicData>
+                </a:graphic>
+                <wp14:sizeRelH relativeFrom="page">
+                  <wp14:pctWidth>100000</wp14:pctWidth>
+                </wp14:sizeRelH>
+              </wp:inline>
             </w:drawing>
-          </ns1:Choice>
-          <ns1:Fallback>
+          </mc:Choice>
+          <mc:Fallback>
             <w:pict>
-              <ns8:rect id="shape_0" fillcolor="white" stroked="t" ns9:allowincell="f" style="position:absolute;margin-left:0pt;margin-top:-1.55pt;width:453.55pt;height:1.45pt;mso-wrap-style:none;v-text-anchor:middle;mso-position-vertical:top">
-                <ns8:fill ns9:detectmouseclick="t" type="solid" color2="black"/>
-                <ns8:stroke color="black" joinstyle="round" endcap="flat"/>
-                <ns10:wrap type="square"/>
-              </ns8:rect>
+              <v:rect id="shape_0" fillcolor="white" stroked="t" o:allowincell="f" style="position:absolute;margin-left:0pt;margin-top:-1.55pt;width:453.55pt;height:1.45pt;mso-wrap-style:none;v-text-anchor:middle;mso-position-vertical:top">
+                <v:fill o:detectmouseclick="t" type="solid" color2="black"/>
+                <v:stroke color="black" joinstyle="round" endcap="flat"/>
+                <w10:wrap type="square"/>
+              </v:rect>
             </w:pict>
-          </ns1:Fallback>
-        </ns1:AlternateContent>
+          </mc:Fallback>
+        </mc:AlternateContent>
       </w:r>
       <w:bookmarkEnd w:id="27"/>
     </w:p>
@@ -15446,60 +15444,60 @@
       </w:pPr>
       <w:r>
         <w:rPr/>
-        <ns1:AlternateContent>
-          <ns1:Choice Requires="wps">
+        <mc:AlternateContent>
+          <mc:Choice Requires="wps">
             <w:drawing>
-              <ns3:inline distT="0" distB="0" distL="0" distR="0">
-                <ns3:extent cx="5760720" cy="19050"/>
-                <ns3:effectExtent l="0" t="0" r="0" b="0"/>
-                <ns3:docPr id="6" name="Shape6"/>
-                <ns4:graphic>
-                  <ns4:graphicData uri="http://schemas.microsoft.com/office/word/2010/wordprocessingShape">
-                    <ns6:wsp>
-                      <ns6:cNvSpPr/>
-                      <ns6:spPr>
-                        <ns4:xfrm>
-                          <ns4:off x="0" y="0"/>
-                          <ns4:ext cx="5760720" cy="19080"/>
-                        </ns4:xfrm>
-                        <ns4:prstGeom prst="rect">
-                          <ns4:avLst/>
-                        </ns4:prstGeom>
-                        <ns4:solidFill>
-                          <ns4:srgbClr val="FFFFFF"/>
-                        </ns4:solidFill>
-                        <ns4:ln w="0">
-                          <ns4:solidFill>
-                            <ns4:srgbClr val="000000"/>
-                          </ns4:solidFill>
-                        </ns4:ln>
-                      </ns6:spPr>
-                      <ns6:style>
-                        <ns4:lnRef idx="0"/>
-                        <ns4:fillRef idx="0"/>
-                        <ns4:effectRef idx="0"/>
-                        <ns4:fontRef idx="minor"/>
-                      </ns6:style>
-                      <ns6:bodyPr/>
-                    </ns6:wsp>
-                  </ns4:graphicData>
-                </ns4:graphic>
-                <ns7:sizeRelH relativeFrom="page">
-                  <ns7:pctWidth>100000</ns7:pctWidth>
-                </ns7:sizeRelH>
-              </ns3:inline>
+              <wp:inline distT="0" distB="0" distL="0" distR="0">
+                <wp:extent cx="5760720" cy="19050"/>
+                <wp:effectExtent l="0" t="0" r="0" b="0"/>
+                <wp:docPr id="6" name="Shape6"/>
+                <a:graphic xmlns:a="http://schemas.openxmlformats.org/drawingml/2006/main">
+                  <a:graphicData uri="http://schemas.microsoft.com/office/word/2010/wordprocessingShape">
+                    <wps:wsp>
+                      <wps:cNvSpPr/>
+                      <wps:spPr>
+                        <a:xfrm>
+                          <a:off x="0" y="0"/>
+                          <a:ext cx="5760720" cy="19080"/>
+                        </a:xfrm>
+                        <a:prstGeom prst="rect">
+                          <a:avLst/>
+                        </a:prstGeom>
+                        <a:solidFill>
+                          <a:srgbClr val="FFFFFF"/>
+                        </a:solidFill>
+                        <a:ln w="0">
+                          <a:solidFill>
+                            <a:srgbClr val="000000"/>
+                          </a:solidFill>
+                        </a:ln>
+                      </wps:spPr>
+                      <wps:style>
+                        <a:lnRef idx="0"/>
+                        <a:fillRef idx="0"/>
+                        <a:effectRef idx="0"/>
+                        <a:fontRef idx="minor"/>
+                      </wps:style>
+                      <wps:bodyPr/>
+                    </wps:wsp>
+                  </a:graphicData>
+                </a:graphic>
+                <wp14:sizeRelH relativeFrom="page">
+                  <wp14:pctWidth>100000</wp14:pctWidth>
+                </wp14:sizeRelH>
+              </wp:inline>
             </w:drawing>
-          </ns1:Choice>
-          <ns1:Fallback>
+          </mc:Choice>
+          <mc:Fallback>
             <w:pict>
-              <ns8:rect id="shape_0" fillcolor="white" stroked="t" ns9:allowincell="f" style="position:absolute;margin-left:0pt;margin-top:-1.55pt;width:453.55pt;height:1.45pt;mso-wrap-style:none;v-text-anchor:middle;mso-position-vertical:top">
-                <ns8:fill ns9:detectmouseclick="t" type="solid" color2="black"/>
-                <ns8:stroke color="black" joinstyle="round" endcap="flat"/>
-                <ns10:wrap type="square"/>
-              </ns8:rect>
+              <v:rect id="shape_0" fillcolor="white" stroked="t" o:allowincell="f" style="position:absolute;margin-left:0pt;margin-top:-1.55pt;width:453.55pt;height:1.45pt;mso-wrap-style:none;v-text-anchor:middle;mso-position-vertical:top">
+                <v:fill o:detectmouseclick="t" type="solid" color2="black"/>
+                <v:stroke color="black" joinstyle="round" endcap="flat"/>
+                <w10:wrap type="square"/>
+              </v:rect>
             </w:pict>
-          </ns1:Fallback>
-        </ns1:AlternateContent>
+          </mc:Fallback>
+        </mc:AlternateContent>
       </w:r>
       <w:bookmarkEnd w:id="28"/>
       <w:bookmarkEnd w:id="32"/>
@@ -16335,60 +16333,60 @@
       </w:pPr>
       <w:r>
         <w:rPr/>
-        <ns1:AlternateContent>
-          <ns1:Choice Requires="wps">
+        <mc:AlternateContent>
+          <mc:Choice Requires="wps">
             <w:drawing>
-              <ns3:inline distT="0" distB="0" distL="0" distR="0">
-                <ns3:extent cx="5760720" cy="19050"/>
-                <ns3:effectExtent l="0" t="0" r="0" b="0"/>
-                <ns3:docPr id="7" name="Shape7"/>
-                <ns4:graphic>
-                  <ns4:graphicData uri="http://schemas.microsoft.com/office/word/2010/wordprocessingShape">
-                    <ns6:wsp>
-                      <ns6:cNvSpPr/>
-                      <ns6:spPr>
-                        <ns4:xfrm>
-                          <ns4:off x="0" y="0"/>
-                          <ns4:ext cx="5760720" cy="19080"/>
-                        </ns4:xfrm>
-                        <ns4:prstGeom prst="rect">
-                          <ns4:avLst/>
-                        </ns4:prstGeom>
-                        <ns4:solidFill>
-                          <ns4:srgbClr val="FFFFFF"/>
-                        </ns4:solidFill>
-                        <ns4:ln w="0">
-                          <ns4:solidFill>
-                            <ns4:srgbClr val="000000"/>
-                          </ns4:solidFill>
-                        </ns4:ln>
-                      </ns6:spPr>
-                      <ns6:style>
-                        <ns4:lnRef idx="0"/>
-                        <ns4:fillRef idx="0"/>
-                        <ns4:effectRef idx="0"/>
-                        <ns4:fontRef idx="minor"/>
-                      </ns6:style>
-                      <ns6:bodyPr/>
-                    </ns6:wsp>
-                  </ns4:graphicData>
-                </ns4:graphic>
-                <ns7:sizeRelH relativeFrom="page">
-                  <ns7:pctWidth>100000</ns7:pctWidth>
-                </ns7:sizeRelH>
-              </ns3:inline>
+              <wp:inline distT="0" distB="0" distL="0" distR="0">
+                <wp:extent cx="5760720" cy="19050"/>
+                <wp:effectExtent l="0" t="0" r="0" b="0"/>
+                <wp:docPr id="7" name="Shape7"/>
+                <a:graphic xmlns:a="http://schemas.openxmlformats.org/drawingml/2006/main">
+                  <a:graphicData uri="http://schemas.microsoft.com/office/word/2010/wordprocessingShape">
+                    <wps:wsp>
+                      <wps:cNvSpPr/>
+                      <wps:spPr>
+                        <a:xfrm>
+                          <a:off x="0" y="0"/>
+                          <a:ext cx="5760720" cy="19080"/>
+                        </a:xfrm>
+                        <a:prstGeom prst="rect">
+                          <a:avLst/>
+                        </a:prstGeom>
+                        <a:solidFill>
+                          <a:srgbClr val="FFFFFF"/>
+                        </a:solidFill>
+                        <a:ln w="0">
+                          <a:solidFill>
+                            <a:srgbClr val="000000"/>
+                          </a:solidFill>
+                        </a:ln>
+                      </wps:spPr>
+                      <wps:style>
+                        <a:lnRef idx="0"/>
+                        <a:fillRef idx="0"/>
+                        <a:effectRef idx="0"/>
+                        <a:fontRef idx="minor"/>
+                      </wps:style>
+                      <wps:bodyPr/>
+                    </wps:wsp>
+                  </a:graphicData>
+                </a:graphic>
+                <wp14:sizeRelH relativeFrom="page">
+                  <wp14:pctWidth>100000</wp14:pctWidth>
+                </wp14:sizeRelH>
+              </wp:inline>
             </w:drawing>
-          </ns1:Choice>
-          <ns1:Fallback>
+          </mc:Choice>
+          <mc:Fallback>
             <w:pict>
-              <ns8:rect id="shape_0" fillcolor="white" stroked="t" ns9:allowincell="f" style="position:absolute;margin-left:0pt;margin-top:-1.55pt;width:453.55pt;height:1.45pt;mso-wrap-style:none;v-text-anchor:middle;mso-position-vertical:top">
-                <ns8:fill ns9:detectmouseclick="t" type="solid" color2="black"/>
-                <ns8:stroke color="black" joinstyle="round" endcap="flat"/>
-                <ns10:wrap type="square"/>
-              </ns8:rect>
+              <v:rect id="shape_0" fillcolor="white" stroked="t" o:allowincell="f" style="position:absolute;margin-left:0pt;margin-top:-1.55pt;width:453.55pt;height:1.45pt;mso-wrap-style:none;v-text-anchor:middle;mso-position-vertical:top">
+                <v:fill o:detectmouseclick="t" type="solid" color2="black"/>
+                <v:stroke color="black" joinstyle="round" endcap="flat"/>
+                <w10:wrap type="square"/>
+              </v:rect>
             </w:pict>
-          </ns1:Fallback>
-        </ns1:AlternateContent>
+          </mc:Fallback>
+        </mc:AlternateContent>
       </w:r>
       <w:bookmarkEnd w:id="33"/>
       <w:bookmarkEnd w:id="37"/>
@@ -17223,60 +17221,60 @@
       </w:pPr>
       <w:r>
         <w:rPr/>
-        <ns1:AlternateContent>
-          <ns1:Choice Requires="wps">
+        <mc:AlternateContent>
+          <mc:Choice Requires="wps">
             <w:drawing>
-              <ns3:inline distT="0" distB="0" distL="0" distR="0">
-                <ns3:extent cx="5760720" cy="19050"/>
-                <ns3:effectExtent l="0" t="0" r="0" b="0"/>
-                <ns3:docPr id="8" name="Shape8"/>
-                <ns4:graphic>
-                  <ns4:graphicData uri="http://schemas.microsoft.com/office/word/2010/wordprocessingShape">
-                    <ns6:wsp>
-                      <ns6:cNvSpPr/>
-                      <ns6:spPr>
-                        <ns4:xfrm>
-                          <ns4:off x="0" y="0"/>
-                          <ns4:ext cx="5760720" cy="19080"/>
-                        </ns4:xfrm>
-                        <ns4:prstGeom prst="rect">
-                          <ns4:avLst/>
-                        </ns4:prstGeom>
-                        <ns4:solidFill>
-                          <ns4:srgbClr val="FFFFFF"/>
-                        </ns4:solidFill>
-                        <ns4:ln w="0">
-                          <ns4:solidFill>
-                            <ns4:srgbClr val="000000"/>
-                          </ns4:solidFill>
-                        </ns4:ln>
-                      </ns6:spPr>
-                      <ns6:style>
-                        <ns4:lnRef idx="0"/>
-                        <ns4:fillRef idx="0"/>
-                        <ns4:effectRef idx="0"/>
-                        <ns4:fontRef idx="minor"/>
-                      </ns6:style>
-                      <ns6:bodyPr/>
-                    </ns6:wsp>
-                  </ns4:graphicData>
-                </ns4:graphic>
-                <ns7:sizeRelH relativeFrom="page">
-                  <ns7:pctWidth>100000</ns7:pctWidth>
-                </ns7:sizeRelH>
-              </ns3:inline>
+              <wp:inline distT="0" distB="0" distL="0" distR="0">
+                <wp:extent cx="5760720" cy="19050"/>
+                <wp:effectExtent l="0" t="0" r="0" b="0"/>
+                <wp:docPr id="8" name="Shape8"/>
+                <a:graphic xmlns:a="http://schemas.openxmlformats.org/drawingml/2006/main">
+                  <a:graphicData uri="http://schemas.microsoft.com/office/word/2010/wordprocessingShape">
+                    <wps:wsp>
+                      <wps:cNvSpPr/>
+                      <wps:spPr>
+                        <a:xfrm>
+                          <a:off x="0" y="0"/>
+                          <a:ext cx="5760720" cy="19080"/>
+                        </a:xfrm>
+                        <a:prstGeom prst="rect">
+                          <a:avLst/>
+                        </a:prstGeom>
+                        <a:solidFill>
+                          <a:srgbClr val="FFFFFF"/>
+                        </a:solidFill>
+                        <a:ln w="0">
+                          <a:solidFill>
+                            <a:srgbClr val="000000"/>
+                          </a:solidFill>
+                        </a:ln>
+                      </wps:spPr>
+                      <wps:style>
+                        <a:lnRef idx="0"/>
+                        <a:fillRef idx="0"/>
+                        <a:effectRef idx="0"/>
+                        <a:fontRef idx="minor"/>
+                      </wps:style>
+                      <wps:bodyPr/>
+                    </wps:wsp>
+                  </a:graphicData>
+                </a:graphic>
+                <wp14:sizeRelH relativeFrom="page">
+                  <wp14:pctWidth>100000</wp14:pctWidth>
+                </wp14:sizeRelH>
+              </wp:inline>
             </w:drawing>
-          </ns1:Choice>
-          <ns1:Fallback>
+          </mc:Choice>
+          <mc:Fallback>
             <w:pict>
-              <ns8:rect id="shape_0" fillcolor="white" stroked="t" ns9:allowincell="f" style="position:absolute;margin-left:0pt;margin-top:-1.55pt;width:453.55pt;height:1.45pt;mso-wrap-style:none;v-text-anchor:middle;mso-position-vertical:top">
-                <ns8:fill ns9:detectmouseclick="t" type="solid" color2="black"/>
-                <ns8:stroke color="black" joinstyle="round" endcap="flat"/>
-                <ns10:wrap type="square"/>
-              </ns8:rect>
+              <v:rect id="shape_0" fillcolor="white" stroked="t" o:allowincell="f" style="position:absolute;margin-left:0pt;margin-top:-1.55pt;width:453.55pt;height:1.45pt;mso-wrap-style:none;v-text-anchor:middle;mso-position-vertical:top">
+                <v:fill o:detectmouseclick="t" type="solid" color2="black"/>
+                <v:stroke color="black" joinstyle="round" endcap="flat"/>
+                <w10:wrap type="square"/>
+              </v:rect>
             </w:pict>
-          </ns1:Fallback>
-        </ns1:AlternateContent>
+          </mc:Fallback>
+        </mc:AlternateContent>
       </w:r>
       <w:bookmarkEnd w:id="38"/>
       <w:bookmarkEnd w:id="42"/>
@@ -18115,60 +18113,60 @@
       </w:pPr>
       <w:r>
         <w:rPr/>
-        <ns1:AlternateContent>
-          <ns1:Choice Requires="wps">
+        <mc:AlternateContent>
+          <mc:Choice Requires="wps">
             <w:drawing>
-              <ns3:inline distT="0" distB="0" distL="0" distR="0">
-                <ns3:extent cx="5760720" cy="19050"/>
-                <ns3:effectExtent l="0" t="0" r="0" b="0"/>
-                <ns3:docPr id="9" name="Shape9"/>
-                <ns4:graphic>
-                  <ns4:graphicData uri="http://schemas.microsoft.com/office/word/2010/wordprocessingShape">
-                    <ns6:wsp>
-                      <ns6:cNvSpPr/>
-                      <ns6:spPr>
-                        <ns4:xfrm>
-                          <ns4:off x="0" y="0"/>
-                          <ns4:ext cx="5760720" cy="19080"/>
-                        </ns4:xfrm>
-                        <ns4:prstGeom prst="rect">
-                          <ns4:avLst/>
-                        </ns4:prstGeom>
-                        <ns4:solidFill>
-                          <ns4:srgbClr val="FFFFFF"/>
-                        </ns4:solidFill>
-                        <ns4:ln w="0">
-                          <ns4:solidFill>
-                            <ns4:srgbClr val="000000"/>
-                          </ns4:solidFill>
-                        </ns4:ln>
-                      </ns6:spPr>
-                      <ns6:style>
-                        <ns4:lnRef idx="0"/>
-                        <ns4:fillRef idx="0"/>
-                        <ns4:effectRef idx="0"/>
-                        <ns4:fontRef idx="minor"/>
-                      </ns6:style>
-                      <ns6:bodyPr/>
-                    </ns6:wsp>
-                  </ns4:graphicData>
-                </ns4:graphic>
-                <ns7:sizeRelH relativeFrom="page">
-                  <ns7:pctWidth>100000</ns7:pctWidth>
-                </ns7:sizeRelH>
-              </ns3:inline>
+              <wp:inline distT="0" distB="0" distL="0" distR="0">
+                <wp:extent cx="5760720" cy="19050"/>
+                <wp:effectExtent l="0" t="0" r="0" b="0"/>
+                <wp:docPr id="9" name="Shape9"/>
+                <a:graphic xmlns:a="http://schemas.openxmlformats.org/drawingml/2006/main">
+                  <a:graphicData uri="http://schemas.microsoft.com/office/word/2010/wordprocessingShape">
+                    <wps:wsp>
+                      <wps:cNvSpPr/>
+                      <wps:spPr>
+                        <a:xfrm>
+                          <a:off x="0" y="0"/>
+                          <a:ext cx="5760720" cy="19080"/>
+                        </a:xfrm>
+                        <a:prstGeom prst="rect">
+                          <a:avLst/>
+                        </a:prstGeom>
+                        <a:solidFill>
+                          <a:srgbClr val="FFFFFF"/>
+                        </a:solidFill>
+                        <a:ln w="0">
+                          <a:solidFill>
+                            <a:srgbClr val="000000"/>
+                          </a:solidFill>
+                        </a:ln>
+                      </wps:spPr>
+                      <wps:style>
+                        <a:lnRef idx="0"/>
+                        <a:fillRef idx="0"/>
+                        <a:effectRef idx="0"/>
+                        <a:fontRef idx="minor"/>
+                      </wps:style>
+                      <wps:bodyPr/>
+                    </wps:wsp>
+                  </a:graphicData>
+                </a:graphic>
+                <wp14:sizeRelH relativeFrom="page">
+                  <wp14:pctWidth>100000</wp14:pctWidth>
+                </wp14:sizeRelH>
+              </wp:inline>
             </w:drawing>
-          </ns1:Choice>
-          <ns1:Fallback>
+          </mc:Choice>
+          <mc:Fallback>
             <w:pict>
-              <ns8:rect id="shape_0" fillcolor="white" stroked="t" ns9:allowincell="f" style="position:absolute;margin-left:0pt;margin-top:-1.55pt;width:453.55pt;height:1.45pt;mso-wrap-style:none;v-text-anchor:middle;mso-position-vertical:top">
-                <ns8:fill ns9:detectmouseclick="t" type="solid" color2="black"/>
-                <ns8:stroke color="black" joinstyle="round" endcap="flat"/>
-                <ns10:wrap type="square"/>
-              </ns8:rect>
+              <v:rect id="shape_0" fillcolor="white" stroked="t" o:allowincell="f" style="position:absolute;margin-left:0pt;margin-top:-1.55pt;width:453.55pt;height:1.45pt;mso-wrap-style:none;v-text-anchor:middle;mso-position-vertical:top">
+                <v:fill o:detectmouseclick="t" type="solid" color2="black"/>
+                <v:stroke color="black" joinstyle="round" endcap="flat"/>
+                <w10:wrap type="square"/>
+              </v:rect>
             </w:pict>
-          </ns1:Fallback>
-        </ns1:AlternateContent>
+          </mc:Fallback>
+        </mc:AlternateContent>
       </w:r>
       <w:bookmarkEnd w:id="43"/>
       <w:bookmarkEnd w:id="47"/>
@@ -19018,60 +19016,60 @@
       </w:pPr>
       <w:r>
         <w:rPr/>
-        <ns1:AlternateContent>
-          <ns1:Choice Requires="wps">
+        <mc:AlternateContent>
+          <mc:Choice Requires="wps">
             <w:drawing>
-              <ns3:inline distT="0" distB="0" distL="0" distR="0">
-                <ns3:extent cx="5760720" cy="19050"/>
-                <ns3:effectExtent l="0" t="0" r="0" b="0"/>
-                <ns3:docPr id="10" name="Shape10"/>
-                <ns4:graphic>
-                  <ns4:graphicData uri="http://schemas.microsoft.com/office/word/2010/wordprocessingShape">
-                    <ns6:wsp>
-                      <ns6:cNvSpPr/>
-                      <ns6:spPr>
-                        <ns4:xfrm>
-                          <ns4:off x="0" y="0"/>
-                          <ns4:ext cx="5760720" cy="19080"/>
-                        </ns4:xfrm>
-                        <ns4:prstGeom prst="rect">
-                          <ns4:avLst/>
-                        </ns4:prstGeom>
-                        <ns4:solidFill>
-                          <ns4:srgbClr val="FFFFFF"/>
-                        </ns4:solidFill>
-                        <ns4:ln w="0">
-                          <ns4:solidFill>
-                            <ns4:srgbClr val="000000"/>
-                          </ns4:solidFill>
-                        </ns4:ln>
-                      </ns6:spPr>
-                      <ns6:style>
-                        <ns4:lnRef idx="0"/>
-                        <ns4:fillRef idx="0"/>
-                        <ns4:effectRef idx="0"/>
-                        <ns4:fontRef idx="minor"/>
-                      </ns6:style>
-                      <ns6:bodyPr/>
-                    </ns6:wsp>
-                  </ns4:graphicData>
-                </ns4:graphic>
-                <ns7:sizeRelH relativeFrom="page">
-                  <ns7:pctWidth>100000</ns7:pctWidth>
-                </ns7:sizeRelH>
-              </ns3:inline>
+              <wp:inline distT="0" distB="0" distL="0" distR="0">
+                <wp:extent cx="5760720" cy="19050"/>
+                <wp:effectExtent l="0" t="0" r="0" b="0"/>
+                <wp:docPr id="10" name="Shape10"/>
+                <a:graphic xmlns:a="http://schemas.openxmlformats.org/drawingml/2006/main">
+                  <a:graphicData uri="http://schemas.microsoft.com/office/word/2010/wordprocessingShape">
+                    <wps:wsp>
+                      <wps:cNvSpPr/>
+                      <wps:spPr>
+                        <a:xfrm>
+                          <a:off x="0" y="0"/>
+                          <a:ext cx="5760720" cy="19080"/>
+                        </a:xfrm>
+                        <a:prstGeom prst="rect">
+                          <a:avLst/>
+                        </a:prstGeom>
+                        <a:solidFill>
+                          <a:srgbClr val="FFFFFF"/>
+                        </a:solidFill>
+                        <a:ln w="0">
+                          <a:solidFill>
+                            <a:srgbClr val="000000"/>
+                          </a:solidFill>
+                        </a:ln>
+                      </wps:spPr>
+                      <wps:style>
+                        <a:lnRef idx="0"/>
+                        <a:fillRef idx="0"/>
+                        <a:effectRef idx="0"/>
+                        <a:fontRef idx="minor"/>
+                      </wps:style>
+                      <wps:bodyPr/>
+                    </wps:wsp>
+                  </a:graphicData>
+                </a:graphic>
+                <wp14:sizeRelH relativeFrom="page">
+                  <wp14:pctWidth>100000</wp14:pctWidth>
+                </wp14:sizeRelH>
+              </wp:inline>
             </w:drawing>
-          </ns1:Choice>
-          <ns1:Fallback>
+          </mc:Choice>
+          <mc:Fallback>
             <w:pict>
-              <ns8:rect id="shape_0" fillcolor="white" stroked="t" ns9:allowincell="f" style="position:absolute;margin-left:0pt;margin-top:-1.55pt;width:453.55pt;height:1.45pt;mso-wrap-style:none;v-text-anchor:middle;mso-position-vertical:top">
-                <ns8:fill ns9:detectmouseclick="t" type="solid" color2="black"/>
-                <ns8:stroke color="black" joinstyle="round" endcap="flat"/>
-                <ns10:wrap type="square"/>
-              </ns8:rect>
+              <v:rect id="shape_0" fillcolor="white" stroked="t" o:allowincell="f" style="position:absolute;margin-left:0pt;margin-top:-1.55pt;width:453.55pt;height:1.45pt;mso-wrap-style:none;v-text-anchor:middle;mso-position-vertical:top">
+                <v:fill o:detectmouseclick="t" type="solid" color2="black"/>
+                <v:stroke color="black" joinstyle="round" endcap="flat"/>
+                <w10:wrap type="square"/>
+              </v:rect>
             </w:pict>
-          </ns1:Fallback>
-        </ns1:AlternateContent>
+          </mc:Fallback>
+        </mc:AlternateContent>
       </w:r>
       <w:bookmarkEnd w:id="48"/>
       <w:bookmarkEnd w:id="52"/>
@@ -22707,60 +22705,60 @@
       </w:pPr>
       <w:r>
         <w:rPr/>
-        <ns1:AlternateContent>
-          <ns1:Choice Requires="wps">
+        <mc:AlternateContent>
+          <mc:Choice Requires="wps">
             <w:drawing>
-              <ns3:inline distT="0" distB="0" distL="0" distR="0">
-                <ns3:extent cx="5760720" cy="19050"/>
-                <ns3:effectExtent l="0" t="0" r="0" b="0"/>
-                <ns3:docPr id="11" name="Shape11"/>
-                <ns4:graphic>
-                  <ns4:graphicData uri="http://schemas.microsoft.com/office/word/2010/wordprocessingShape">
-                    <ns6:wsp>
-                      <ns6:cNvSpPr/>
-                      <ns6:spPr>
-                        <ns4:xfrm>
-                          <ns4:off x="0" y="0"/>
-                          <ns4:ext cx="5760720" cy="19080"/>
-                        </ns4:xfrm>
-                        <ns4:prstGeom prst="rect">
-                          <ns4:avLst/>
-                        </ns4:prstGeom>
-                        <ns4:solidFill>
-                          <ns4:srgbClr val="FFFFFF"/>
-                        </ns4:solidFill>
-                        <ns4:ln w="0">
-                          <ns4:solidFill>
-                            <ns4:srgbClr val="000000"/>
-                          </ns4:solidFill>
-                        </ns4:ln>
-                      </ns6:spPr>
-                      <ns6:style>
-                        <ns4:lnRef idx="0"/>
-                        <ns4:fillRef idx="0"/>
-                        <ns4:effectRef idx="0"/>
-                        <ns4:fontRef idx="minor"/>
-                      </ns6:style>
-                      <ns6:bodyPr/>
-                    </ns6:wsp>
-                  </ns4:graphicData>
-                </ns4:graphic>
-                <ns7:sizeRelH relativeFrom="page">
-                  <ns7:pctWidth>100000</ns7:pctWidth>
-                </ns7:sizeRelH>
-              </ns3:inline>
+              <wp:inline distT="0" distB="0" distL="0" distR="0">
+                <wp:extent cx="5760720" cy="19050"/>
+                <wp:effectExtent l="0" t="0" r="0" b="0"/>
+                <wp:docPr id="11" name="Shape11"/>
+                <a:graphic xmlns:a="http://schemas.openxmlformats.org/drawingml/2006/main">
+                  <a:graphicData uri="http://schemas.microsoft.com/office/word/2010/wordprocessingShape">
+                    <wps:wsp>
+                      <wps:cNvSpPr/>
+                      <wps:spPr>
+                        <a:xfrm>
+                          <a:off x="0" y="0"/>
+                          <a:ext cx="5760720" cy="19080"/>
+                        </a:xfrm>
+                        <a:prstGeom prst="rect">
+                          <a:avLst/>
+                        </a:prstGeom>
+                        <a:solidFill>
+                          <a:srgbClr val="FFFFFF"/>
+                        </a:solidFill>
+                        <a:ln w="0">
+                          <a:solidFill>
+                            <a:srgbClr val="000000"/>
+                          </a:solidFill>
+                        </a:ln>
+                      </wps:spPr>
+                      <wps:style>
+                        <a:lnRef idx="0"/>
+                        <a:fillRef idx="0"/>
+                        <a:effectRef idx="0"/>
+                        <a:fontRef idx="minor"/>
+                      </wps:style>
+                      <wps:bodyPr/>
+                    </wps:wsp>
+                  </a:graphicData>
+                </a:graphic>
+                <wp14:sizeRelH relativeFrom="page">
+                  <wp14:pctWidth>100000</wp14:pctWidth>
+                </wp14:sizeRelH>
+              </wp:inline>
             </w:drawing>
-          </ns1:Choice>
-          <ns1:Fallback>
+          </mc:Choice>
+          <mc:Fallback>
             <w:pict>
-              <ns8:rect id="shape_0" fillcolor="white" stroked="t" ns9:allowincell="f" style="position:absolute;margin-left:0pt;margin-top:-1.55pt;width:453.55pt;height:1.45pt;mso-wrap-style:none;v-text-anchor:middle;mso-position-vertical:top">
-                <ns8:fill ns9:detectmouseclick="t" type="solid" color2="black"/>
-                <ns8:stroke color="black" joinstyle="round" endcap="flat"/>
-                <ns10:wrap type="square"/>
-              </ns8:rect>
+              <v:rect id="shape_0" fillcolor="white" stroked="t" o:allowincell="f" style="position:absolute;margin-left:0pt;margin-top:-1.55pt;width:453.55pt;height:1.45pt;mso-wrap-style:none;v-text-anchor:middle;mso-position-vertical:top">
+                <v:fill o:detectmouseclick="t" type="solid" color2="black"/>
+                <v:stroke color="black" joinstyle="round" endcap="flat"/>
+                <w10:wrap type="square"/>
+              </v:rect>
             </w:pict>
-          </ns1:Fallback>
-        </ns1:AlternateContent>
+          </mc:Fallback>
+        </mc:AlternateContent>
       </w:r>
       <w:bookmarkEnd w:id="58"/>
     </w:p>
@@ -25075,120 +25073,116 @@
       </w:pPr>
       <w:r>
         <w:rPr/>
-        <ns1:AlternateContent>
-          <ns1:Choice Requires="wps">
+        <mc:AlternateContent>
+          <mc:Choice Requires="wps">
             <w:drawing>
-              <ns3:inline distT="0" distB="0" distL="0" distR="0">
-                <ns3:extent cx="5760720" cy="19050"/>
-                <ns3:effectExtent l="0" t="0" r="0" b="0"/>
-                <ns3:docPr id="12" name="Shape12"/>
-                <ns4:graphic>
-                  <ns4:graphicData uri="http://schemas.microsoft.com/office/word/2010/wordprocessingShape">
-                    <ns6:wsp>
-                      <ns6:cNvSpPr/>
-                      <ns6:spPr>
-                        <ns4:xfrm>
-                          <ns4:off x="0" y="0"/>
-                          <ns4:ext cx="5760720" cy="19080"/>
-                        </ns4:xfrm>
-                        <ns4:prstGeom prst="rect">
-                          <ns4:avLst/>
-                        </ns4:prstGeom>
-                        <ns4:solidFill>
-                          <ns4:srgbClr val="FFFFFF"/>
-                        </ns4:solidFill>
-                        <ns4:ln w="0">
-                          <ns4:solidFill>
-                            <ns4:srgbClr val="000000"/>
-                          </ns4:solidFill>
-                        </ns4:ln>
-                      </ns6:spPr>
-                      <ns6:style>
-                        <ns4:lnRef idx="0"/>
-                        <ns4:fillRef idx="0"/>
-                        <ns4:effectRef idx="0"/>
-                        <ns4:fontRef idx="minor"/>
-                      </ns6:style>
-                      <ns6:bodyPr/>
-                    </ns6:wsp>
-                  </ns4:graphicData>
-                </ns4:graphic>
-                <ns7:sizeRelH relativeFrom="page">
-                  <ns7:pctWidth>100000</ns7:pctWidth>
-                </ns7:sizeRelH>
-              </ns3:inline>
+              <wp:inline distT="0" distB="0" distL="0" distR="0">
+                <wp:extent cx="5760720" cy="19050"/>
+                <wp:effectExtent l="0" t="0" r="0" b="0"/>
+                <wp:docPr id="12" name="Shape12"/>
+                <a:graphic xmlns:a="http://schemas.openxmlformats.org/drawingml/2006/main">
+                  <a:graphicData uri="http://schemas.microsoft.com/office/word/2010/wordprocessingShape">
+                    <wps:wsp>
+                      <wps:cNvSpPr/>
+                      <wps:spPr>
+                        <a:xfrm>
+                          <a:off x="0" y="0"/>
+                          <a:ext cx="5760720" cy="19080"/>
+                        </a:xfrm>
+                        <a:prstGeom prst="rect">
+                          <a:avLst/>
+                        </a:prstGeom>
+                        <a:solidFill>
+                          <a:srgbClr val="FFFFFF"/>
+                        </a:solidFill>
+                        <a:ln w="0">
+                          <a:solidFill>
+                            <a:srgbClr val="000000"/>
+                          </a:solidFill>
+                        </a:ln>
+                      </wps:spPr>
+                      <wps:style>
+                        <a:lnRef idx="0"/>
+                        <a:fillRef idx="0"/>
+                        <a:effectRef idx="0"/>
+                        <a:fontRef idx="minor"/>
+                      </wps:style>
+                      <wps:bodyPr/>
+                    </wps:wsp>
+                  </a:graphicData>
+                </a:graphic>
+                <wp14:sizeRelH relativeFrom="page">
+                  <wp14:pctWidth>100000</wp14:pctWidth>
+                </wp14:sizeRelH>
+              </wp:inline>
             </w:drawing>
-          </ns1:Choice>
-          <ns1:Fallback>
+          </mc:Choice>
+          <mc:Fallback>
             <w:pict>
-              <ns8:rect id="shape_0" fillcolor="white" stroked="t" ns9:allowincell="f" style="position:absolute;margin-left:0pt;margin-top:-1.55pt;width:453.55pt;height:1.45pt;mso-wrap-style:none;v-text-anchor:middle;mso-position-vertical:top">
-                <ns8:fill ns9:detectmouseclick="t" type="solid" color2="black"/>
-                <ns8:stroke color="black" joinstyle="round" endcap="flat"/>
-                <ns10:wrap type="square"/>
-              </ns8:rect>
+              <v:rect id="shape_0" fillcolor="white" stroked="t" o:allowincell="f" style="position:absolute;margin-left:0pt;margin-top:-1.55pt;width:453.55pt;height:1.45pt;mso-wrap-style:none;v-text-anchor:middle;mso-position-vertical:top">
+                <v:fill o:detectmouseclick="t" type="solid" color2="black"/>
+                <v:stroke color="black" joinstyle="round" endcap="flat"/>
+                <w10:wrap type="square"/>
+              </v:rect>
             </w:pict>
-          </ns1:Fallback>
-        </ns1:AlternateContent>
+          </mc:Fallback>
+        </mc:AlternateContent>
       </w:r>
     </w:p>
     <w:p>
       <w:pPr>
-        <w:pStyle w:val="InstatsColophon"/>
-        <w:keepNext w:val="true"/>
-        <w:keepLines/>
-        <w:rPr/>
-      </w:pPr>
-      <w:hyperlink r:id="rId3">
+        <w:pStyle w:val="FirstParagraph"/>
+        <w:rPr/>
+      </w:pPr>
+      <w:hyperlink r:id="rId4">
         <w:r>
           <w:rPr>
             <w:rStyle w:val="Hyperlink"/>
           </w:rPr>
           <w:drawing>
-            <ns3:inline distT="0" distB="0" distL="0" distR="0">
-              <ns3:extent cx="914400" cy="235585"/>
-              <ns3:effectExtent l="0" t="0" r="0" b="0"/>
-              <ns3:docPr id="13" name="Picture" descr="Instats"/>
-              <ns3:cNvGraphicFramePr>
-                <ns4:graphicFrameLocks noChangeAspect="1"/>
-              </ns3:cNvGraphicFramePr>
-              <ns4:graphic>
-                <ns4:graphicData uri="http://schemas.openxmlformats.org/drawingml/2006/picture">
-                  <ns5:pic>
-                    <ns5:nvPicPr>
-                      <ns5:cNvPr id="13" name="Picture" descr="Instats"/>
-                      <ns5:cNvPicPr>
-                        <ns4:picLocks noChangeAspect="1" noChangeArrowheads="1"/>
-                      </ns5:cNvPicPr>
-                    </ns5:nvPicPr>
-                    <ns5:blipFill>
-                      <ns4:blip r:embed="rId4"/>
-                      <ns4:stretch>
-                        <ns4:fillRect/>
-                      </ns4:stretch>
-                    </ns5:blipFill>
-                    <ns5:spPr bwMode="auto">
-                      <ns4:xfrm>
-                        <ns4:off x="0" y="0"/>
-                        <ns4:ext cx="914400" cy="235585"/>
-                      </ns4:xfrm>
-                      <ns4:prstGeom prst="rect">
-                        <ns4:avLst/>
-                      </ns4:prstGeom>
-                      <ns4:noFill/>
-                    </ns5:spPr>
-                  </ns5:pic>
-                </ns4:graphicData>
-              </ns4:graphic>
-            </ns3:inline>
+            <wp:inline distT="0" distB="0" distL="0" distR="0">
+              <wp:extent cx="914400" cy="235585"/>
+              <wp:effectExtent l="0" t="0" r="0" b="0"/>
+              <wp:docPr id="13" name="Picture" descr="Instats"/>
+              <wp:cNvGraphicFramePr>
+                <a:graphicFrameLocks xmlns:a="http://schemas.openxmlformats.org/drawingml/2006/main" noChangeAspect="1"/>
+              </wp:cNvGraphicFramePr>
+              <a:graphic xmlns:a="http://schemas.openxmlformats.org/drawingml/2006/main">
+                <a:graphicData uri="http://schemas.openxmlformats.org/drawingml/2006/picture">
+                  <pic:pic xmlns:pic="http://schemas.openxmlformats.org/drawingml/2006/picture">
+                    <pic:nvPicPr>
+                      <pic:cNvPr id="13" name="Picture" descr="Instats"/>
+                      <pic:cNvPicPr>
+                        <a:picLocks noChangeAspect="1" noChangeArrowheads="1"/>
+                      </pic:cNvPicPr>
+                    </pic:nvPicPr>
+                    <pic:blipFill>
+                      <a:blip r:embed="rId5"/>
+                      <a:stretch>
+                        <a:fillRect/>
+                      </a:stretch>
+                    </pic:blipFill>
+                    <pic:spPr bwMode="auto">
+                      <a:xfrm>
+                        <a:off x="0" y="0"/>
+                        <a:ext cx="914400" cy="235585"/>
+                      </a:xfrm>
+                      <a:prstGeom prst="rect">
+                        <a:avLst/>
+                      </a:prstGeom>
+                      <a:noFill/>
+                    </pic:spPr>
+                  </pic:pic>
+                </a:graphicData>
+              </a:graphic>
+            </wp:inline>
           </w:drawing>
         </w:r>
       </w:hyperlink>
     </w:p>
     <w:p>
       <w:pPr>
-        <w:pStyle w:val="InstatsColophon"/>
-        <w:keepNext w:val="true"/>
-        <w:keepLines/>
+        <w:pStyle w:val="BodyText"/>
         <w:rPr/>
       </w:pPr>
       <w:r>
@@ -25202,7 +25196,7 @@
         <w:rPr/>
         <w:t xml:space="preserve"> · Professor and Director, Instats · </w:t>
       </w:r>
-      <w:hyperlink r:id="rId5">
+      <w:hyperlink r:id="rId6">
         <w:r>
           <w:rPr>
             <w:rStyle w:val="Hyperlink"/>
@@ -25214,7 +25208,7 @@
         <w:rPr/>
         <w:t xml:space="preserve"> · </w:t>
       </w:r>
-      <w:hyperlink r:id="rId6">
+      <w:hyperlink r:id="rId7">
         <w:r>
           <w:rPr>
             <w:rStyle w:val="Hyperlink"/>
@@ -25226,49 +25220,96 @@
     <w:p>
       <w:pPr>
         <w:pStyle w:val="InstatsColophon"/>
+        <w:keepNext w:val="true"/>
         <w:keepLines/>
-        <w:pBdr>
-          <w:left w:val="single" w:sz="24" w:space="10" w:color="3092B1"/>
-        </w:pBdr>
-        <w:spacing w:lineRule="auto" w:line="336" w:before="80" w:after="160"/>
-        <w:ind w:start="283"/>
         <w:rPr/>
       </w:pPr>
       <w:r>
         <w:rPr>
           <w:b/>
-          <w:i w:val="0"/>
-        </w:rPr>
-        <w:t xml:space="preserve">Cite the pack. </w:t>
-      </w:r>
-      <w:r>
-        <w:rPr>
-          <w:i w:val="0"/>
-        </w:rPr>
-        <w:t xml:space="preserve">Zyphur, M. J. (2026). </w:t>
-      </w:r>
-      <w:hyperlink r:id="rId20">
+          <w:bCs/>
+        </w:rPr>
+        <w:t>Cite the pack.</w:t>
+      </w:r>
+      <w:r>
+        <w:rPr/>
+        <w:t xml:space="preserve"> Zyphur, M. J. (2026). </w:t>
+      </w:r>
+      <w:hyperlink r:id="rId8">
         <w:r>
           <w:rPr>
             <w:rStyle w:val="Hyperlink"/>
-            <w:i w:val="1"/>
+            <w:i/>
+            <w:iCs/>
           </w:rPr>
-          <w:t xml:space="preserve">The Institutional AI Readiness Pack: Self-Assessment and Implementation Tools for Responsible AI in Academic Research</w:t>
+          <w:t>The Institutional AI Readiness Pack: Self-Assessment and Implementation Tools for Responsible AI in Academic Research</w:t>
         </w:r>
       </w:hyperlink>
       <w:r>
         <w:rPr>
-          <w:i w:val="0"/>
-        </w:rPr>
-        <w:t xml:space="preserve">. Instats Policy Series. </w:t>
-      </w:r>
-      <w:hyperlink r:id="rId21">
+          <w:i/>
+          <w:iCs/>
+        </w:rPr>
+        <w:t>.</w:t>
+      </w:r>
+      <w:r>
+        <w:rPr/>
+        <w:t xml:space="preserve"> Instats Policy Series. </w:t>
+      </w:r>
+      <w:hyperlink r:id="rId9">
         <w:r>
           <w:rPr>
             <w:rStyle w:val="Hyperlink"/>
-            <w:i w:val="0"/>
           </w:rPr>
-          <w:t xml:space="preserve">https://doi.org/10.61700/bv2nulyhht</w:t>
+          <w:t>https://doi.org/10.61700/bv2nulyhht</w:t>
+        </w:r>
+      </w:hyperlink>
+    </w:p>
+    <w:p>
+      <w:pPr>
+        <w:pStyle w:val="InstatsColophon"/>
+        <w:keepNext w:val="true"/>
+        <w:keepLines/>
+        <w:rPr/>
+      </w:pPr>
+      <w:r>
+        <w:rPr>
+          <w:b/>
+          <w:bCs/>
+        </w:rPr>
+        <w:t>Companion report.</w:t>
+      </w:r>
+      <w:r>
+        <w:rPr/>
+        <w:t xml:space="preserve"> Zyphur, M. J. (2026). </w:t>
+      </w:r>
+      <w:hyperlink r:id="rId10">
+        <w:r>
+          <w:rPr>
+            <w:rStyle w:val="Hyperlink"/>
+            <w:i/>
+            <w:iCs/>
+          </w:rPr>
+          <w:t>Responsible AI in Academic Research: A Competency Framework for Research Training</w:t>
+        </w:r>
+      </w:hyperlink>
+      <w:r>
+        <w:rPr>
+          <w:i/>
+          <w:iCs/>
+        </w:rPr>
+        <w:t>.</w:t>
+      </w:r>
+      <w:r>
+        <w:rPr/>
+        <w:t xml:space="preserve"> Instats Policy Series. </w:t>
+      </w:r>
+      <w:hyperlink r:id="rId11">
+        <w:r>
+          <w:rPr>
+            <w:rStyle w:val="Hyperlink"/>
+          </w:rPr>
+          <w:t>https://doi.org/10.61700/t31oy23grr</w:t>
         </w:r>
       </w:hyperlink>
     </w:p>
@@ -25286,90 +25327,36 @@
       <w:r>
         <w:rPr>
           <w:b/>
-          <w:i w:val="0"/>
-        </w:rPr>
-        <w:t xml:space="preserve">Companion report. </w:t>
-      </w:r>
-      <w:r>
-        <w:rPr>
-          <w:i w:val="0"/>
-        </w:rPr>
-        <w:t xml:space="preserve">Zyphur, M. J. (2026). </w:t>
-      </w:r>
-      <w:hyperlink r:id="rId22">
+          <w:bCs/>
+        </w:rPr>
+        <w:t>License.</w:t>
+      </w:r>
+      <w:r>
+        <w:rPr/>
+        <w:t xml:space="preserve"> The pack and its instruments are licensed under </w:t>
+      </w:r>
+      <w:hyperlink r:id="rId12">
         <w:r>
           <w:rPr>
             <w:rStyle w:val="Hyperlink"/>
-            <w:i w:val="1"/>
           </w:rPr>
-          <w:t xml:space="preserve">Responsible AI in Academic Research: A Competency Framework for Research Training</w:t>
+          <w:t>Creative Commons Attribution 4.0 International (CC BY 4.0)</w:t>
         </w:r>
       </w:hyperlink>
       <w:r>
-        <w:rPr>
-          <w:i w:val="0"/>
-        </w:rPr>
-        <w:t xml:space="preserve">. Instats Policy Series. </w:t>
-      </w:r>
-      <w:hyperlink r:id="rId23">
-        <w:r>
-          <w:rPr>
-            <w:rStyle w:val="Hyperlink"/>
-            <w:i w:val="0"/>
-          </w:rPr>
-          <w:t xml:space="preserve">https://doi.org/10.61700/t31oy23grr</w:t>
-        </w:r>
-      </w:hyperlink>
-    </w:p>
-    <w:p>
-      <w:pPr>
-        <w:pStyle w:val="InstatsColophon"/>
-        <w:keepLines/>
-        <w:pBdr>
-          <w:left w:val="single" w:sz="24" w:space="10" w:color="3092B1"/>
-        </w:pBdr>
-        <w:spacing w:lineRule="auto" w:line="336" w:before="80" w:after="160"/>
-        <w:ind w:start="283"/>
-        <w:rPr/>
-      </w:pPr>
-      <w:r>
-        <w:rPr>
-          <w:b/>
-          <w:i w:val="0"/>
-        </w:rPr>
-        <w:t xml:space="preserve">License. </w:t>
-      </w:r>
-      <w:r>
-        <w:rPr>
-          <w:i w:val="0"/>
-        </w:rPr>
-        <w:t xml:space="preserve">The pack and its instruments are licensed under </w:t>
-      </w:r>
-      <w:hyperlink r:id="rId24">
-        <w:r>
-          <w:rPr>
-            <w:rStyle w:val="Hyperlink"/>
-            <w:i w:val="0"/>
-          </w:rPr>
-          <w:t xml:space="preserve">Creative Commons Attribution 4.0 International (CC BY 4.0)</w:t>
-        </w:r>
-      </w:hyperlink>
-      <w:r>
-        <w:rPr>
-          <w:i w:val="0"/>
-        </w:rPr>
-        <w:t xml:space="preserve">. You may adapt them for institutional use with attribution.</w:t>
+        <w:rPr/>
+        <w:t>. You may adapt them for institutional use with attribution.</w:t>
       </w:r>
       <w:bookmarkEnd w:id="25"/>
       <w:bookmarkEnd w:id="59"/>
     </w:p>
     <w:sectPr>
-      <w:headerReference w:type="even" r:id="rId8"/>
-      <w:headerReference w:type="default" r:id="rId9"/>
-      <w:headerReference w:type="first" r:id="rId10"/>
-      <w:footerReference w:type="even" r:id="rId11"/>
-      <w:footerReference w:type="default" r:id="rId12"/>
-      <w:footerReference w:type="first" r:id="rId13"/>
+      <w:headerReference w:type="even" r:id="rId13"/>
+      <w:headerReference w:type="default" r:id="rId14"/>
+      <w:headerReference w:type="first" r:id="rId15"/>
+      <w:footerReference w:type="even" r:id="rId16"/>
+      <w:footerReference w:type="default" r:id="rId17"/>
+      <w:footerReference w:type="first" r:id="rId18"/>
       <w:type w:val="nextPage"/>
       <w:pgSz w:w="11906" w:h="16838"/>
       <w:pgMar w:left="1417" w:right="1417" w:gutter="0" w:header="720" w:top="1361" w:footer="720" w:bottom="1361"/>
@@ -25406,38 +25393,23 @@
       <w:rPr/>
     </w:pPr>
     <w:r>
-      <w:rPr>
-        <w:i/>
-        <w:iCs/>
-      </w:rPr>
+      <w:rPr/>
       <w:fldChar w:fldCharType="begin"/>
     </w:r>
     <w:r>
-      <w:rPr>
-        <w:i/>
-        <w:iCs/>
-      </w:rPr>
+      <w:rPr/>
       <w:instrText xml:space="preserve"> PAGE </w:instrText>
     </w:r>
     <w:r>
-      <w:rPr>
-        <w:i/>
-        <w:iCs/>
-      </w:rPr>
+      <w:rPr/>
       <w:fldChar w:fldCharType="separate"/>
     </w:r>
     <w:r>
-      <w:rPr>
-        <w:i/>
-        <w:iCs/>
-      </w:rPr>
+      <w:rPr/>
       <w:t>44</w:t>
     </w:r>
     <w:r>
-      <w:rPr>
-        <w:i/>
-        <w:iCs/>
-      </w:rPr>
+      <w:rPr/>
       <w:fldChar w:fldCharType="end"/>
     </w:r>
   </w:p>
